--- a/docs/LCP_ROX_ACTIVITY_ASSAY_PROTOCOL_20260911.docx
+++ b/docs/LCP_ROX_ACTIVITY_ASSAY_PROTOCOL_20260911.docx
@@ -22,7 +22,17 @@
           <w:i/>
           <w:color w:val="5B6573"/>
         </w:rPr>
-        <w:t>OR16(Lcp)・NS21(RoxA/RoxB)のゴム分解速度定数を実測するための実験計画書 — 2026年9月11日</w:t>
+        <w:t>OR16(Lcp)・NS21(RoxA/RoxB)のゴム分解速度定数を実測するための実験計画書 — 第2版(最終版) 2026年9月12日</w:t>
+      </w:r>
+    </w:p>
+    <w:p>
+      <w:r>
+        <w:rPr>
+          <w:i/>
+          <w:color w:val="1B6E4F"/>
+          <w:sz w:val="19"/>
+        </w:rPr>
+        <w:t>第2版での変更点: (1) OR16株そのものを直接特徴づけた論文(Gibu et al. 2020)を新たに発見し、実測比活性値・正確な遺伝子座タグ・詳細な精製酵素アッセイ条件を反映した。(2) NS21のRoxA/RoxBに関する主要文献の著者を訂正した(誤: Kasai et al. 2017 → 正: Birke, Röther &amp; Jendrossek 2018。Kasai et al. 2017は遺伝子同定のみでタンパク質精製を伴わない別論文)。(3) プロジェクト内部資料(MODEL_INDEX.md)のlcp遺伝子座タグが、実際の published 値と異なることが判明した。</w:t>
       </w:r>
     </w:p>
     <w:p>
@@ -127,7 +137,7 @@
           </w:tcPr>
           <w:p>
             <w:r>
-              <w:t>OR16のLcp(latex-clearing protein)</w:t>
+              <w:t>OR16のLcp(latex-clearing protein、実際はLcp1/Lcp2/Lcp3の3パラログの合算として扱われている)</w:t>
             </w:r>
           </w:p>
         </w:tc>
@@ -231,7 +241,7 @@
     </w:tbl>
     <w:p>
       <w:r>
-        <w:t>本書は、これらの値を実測で置き換えるための実験計画を、先行研究の直接引用に基づいて作成する。文献はDeepSeek V4 Flash(OpenRouterのWeb検索プラグイン, model=deepseek/deepseek-v4-flash:online)で実際に検索し、実在するURLと引用文を確認した上で採用している。</w:t>
+        <w:t>本書は、これらの値を実測で置き換えるための実験計画を、先行研究の直接引用に基づいて作成する。文献はDeepSeek V4 Flash(OpenRouterのWeb検索プラグイン, model=deepseek/deepseek-v4-flash:online)で2回に分けて実際に検索し、実在するURLと引用文を確認した上で採用している。</w:t>
       </w:r>
     </w:p>
     <w:p>
@@ -241,7 +251,17 @@
           <w:color w:val="9B1C1C"/>
           <w:sz w:val="19"/>
         </w:rPr>
-        <w:t>重要な留意点: OR16(Actinoplanes sp.)によるゴム分解を直接報告した文献は、今回の検索では見つからなかった。一方、NS21と同種(Rhizobacter gummiphilus NS21)を直接対象とした論文(Kasai et al.)が見つかっており、これは極めて重要な先行研究である。</w:t>
+        <w:t>【重要な発見】 OR16(Actinoplanes sp. OR16)のLcp遺伝子を直接特徴づけた論文(Gibu et al. 2020, Appl Microbiol Biotechnol 104:7367-7376)が見つかった。この論文が報告する遺伝子座タグは lcp1=ACTI_59630, lcp2=ACTI_59640, lcp3=ACTI_69520 であり、本プロジェクトの docs/MODEL_INDEX.md に記載されている 「ACTI_28730, ACTI_28740, ACTI_37800」とは一致しない。この食い違いは本書の範囲を超えるため、別途プロジェクト側で確認・修正が必要である(本書と同時にdocs/MODEL_INDEX.mdへ訂正メモを追加した)。</w:t>
+      </w:r>
+    </w:p>
+    <w:p>
+      <w:r>
+        <w:rPr>
+          <w:i/>
+          <w:color w:val="9B1C1C"/>
+          <w:sz w:val="19"/>
+        </w:rPr>
+        <w:t>同様に、NS21のRoxA/RoxBについても直接の先行研究(Birke, Röther &amp; Jendrossek 2018)が存在する。ただし、この論文が報告するRoxA_NS21・RoxB_NS21固有の比活性等の数値は、今回のWeb検索で取得できたのはアブストラクト相当の範囲であり、本文中の具体的数値(表・図)は未確認である。</w:t>
       </w:r>
     </w:p>
     <w:p>
@@ -263,12 +283,12 @@
         <w:rPr>
           <w:color w:val="1F4D78"/>
         </w:rPr>
-        <w:t>2.1 Lcp(latex-clearing protein) — OR16に対応</w:t>
+        <w:t>2.1 Lcp(latex-clearing protein) — OR16そのものの実測データあり</w:t>
       </w:r>
     </w:p>
     <w:p>
       <w:r>
-        <w:t>Lcpはグラム陽性放線菌(Streptomyces, Rhodococcus, Gordonia, Nocardia等)が持つ、b型シトクロムのエンド型ゴム切断酵素である。OR16と同じActinoplanes属での報告は見つからなかったが、近縁の放線菌での詳細な酵素学的特徴づけが複数報告されている。</w:t>
+        <w:t>OR16は3つのlcp遺伝子(lcp1, lcp2, lcp3)を持ち、それぞれをE. coliで組換え発現・精製し、酸素消費アッセイで個別に活性測定した研究が存在する。</w:t>
       </w:r>
     </w:p>
     <w:p>
@@ -280,7 +300,7 @@
           <w:i/>
           <w:sz w:val="19"/>
         </w:rPr>
-        <w:t>"Purified Lcp Rr had a specific activity of 3.1 U/mg at 30 °C and degraded poly(1,4-cis-isoprene) to a mixture of oligoisoprene molecules with terminal keto and aldehyde groups. The pH optimum of Lcp Rr was higher (pH 8) than for other rubber-cleaving enzymes (≈ pH 7)."</w:t>
+        <w:t>"A tBLASTn homology search of the genome sequence of OR16 was performed using the amino acid sequence of Lcp (AAR25849) of Streptomyces sp. strain K30 as the query, and three homologous genes, ACTI_59630, ACTI_59640, and ACTI_69520, were identified as the most closely related gene sequences; these genes were designated lcp1, lcp2, and lcp3, respectively."</w:t>
       </w:r>
     </w:p>
     <w:p>
@@ -292,7 +312,7 @@
           <w:color w:val="5B6573"/>
           <w:sz w:val="17"/>
         </w:rPr>
-        <w:t>— Birke et al. (2016), BMC Biotechnology, https://pmc.ncbi.nlm.nih.gov/articles/PMC4877957/</w:t>
+        <w:t>— Gibu et al. (2020), Applied Microbiology and Biotechnology 104:7367-7376, https://doi.org/10.1007/s00253-020-10700-1</w:t>
       </w:r>
     </w:p>
     <w:p>
@@ -304,7 +324,7 @@
           <w:i/>
           <w:sz w:val="19"/>
         </w:rPr>
-        <w:t>"In contrast to RoxAs that cleave rubber in an endo-type, processive manner to a single major end product (ODTD, C15 oligoisoprenoid), Lcps produce a mixture of cleavage products that differ in the number of central isoprene units."</w:t>
+        <w:t>"The activities of Lcp1, Lcp2, and Lcp3 were assayed by measuring the substrate-dependent oxygen consumption rate. Each 2-ml assay mixture contained 50 mM Tris-HCl buffer, NR (final concentration was 0.2%), and purified enzyme (25 μg of protein). The reaction mixture was incubated at 30 °C, and the oxygen consumption rate was determined with an oxygen electrode (Dual Digital Model 20; Rank Brothers Ltd., Cambridge, England). One unit of enzyme activity was defined as the amount of activity that resulted in consumption of 1 μmol of O2 per 1 min."</w:t>
       </w:r>
     </w:p>
     <w:p>
@@ -316,12 +336,7 @@
           <w:color w:val="5B6573"/>
           <w:sz w:val="17"/>
         </w:rPr>
-        <w:t>— Birke et al. (2017), Scientific Reports, https://doi.org/10.1038/s41598-017-05268-2</w:t>
-      </w:r>
-    </w:p>
-    <w:p>
-      <w:r>
-        <w:t>測定法として、酸素消費アッセイ(OXY-4 mini apparatus, PreSens社)とHPLCベースの生成物定量アッセイの両方が確立されている:</w:t>
+        <w:t>— Gibu et al. (2020), 同上</w:t>
       </w:r>
     </w:p>
     <w:p>
@@ -333,7 +348,7 @@
           <w:i/>
           <w:sz w:val="19"/>
         </w:rPr>
-        <w:t>"poly(cis-1,4-isoprene) latex was diluted with 100 mM KP buffer, pH 7, to 0.2 % (assay volume 0.7 mL) and incubated in the presence of purified Lcp protein for 2 h at a temperature as indicated... The products were extracted with 1 mL ethyl acetate..., dried, and dissolved in 100 μL methanol. Aliquots were applied to an RP8 HPLC column (12 × 4 mm, 5 μm particle size, 0.7 mL/min) with water (A) and methanol (B) as mobile phases. The concentration of B was increased from 50 % (v/v) to 100 % (v/v) within 15 min; products were detected at 210 nm."</w:t>
+        <w:t>"The optimal temperature and optimal pH for the oxygen consumption activity of Lcp1-his, Lcp2-his, and Lcp3-his with NR latex were determined to be 30 °C and 7.0, 35 °C and 7.5, and 30 °C and 6.5, respectively. The specific activities of Lcp1-his, Lcp2-his, and Lcp3-his were 4.02 ± 0.65 (30 °C, pH 7.0), 1.17 ± 0.07 (35 °C, pH 7.5), and 0.22 ± 0.01 (30 °C, pH 6.5) U/mg protein, respectively."</w:t>
       </w:r>
     </w:p>
     <w:p>
@@ -345,43 +360,284 @@
           <w:color w:val="5B6573"/>
           <w:sz w:val="17"/>
         </w:rPr>
-        <w:t>— Birke et al. (2016), BMC Biotechnology, https://pmc.ncbi.nlm.nih.gov/articles/PMC4877957/</w:t>
+        <w:t>— Gibu et al. (2020), 同上</w:t>
       </w:r>
     </w:p>
     <w:p>
       <w:r>
-        <w:rPr>
-          <w:i/>
-          <w:color w:val="5B6573"/>
-          <w:sz w:val="19"/>
-        </w:rPr>
-        <w:t>Km・Vmax・kcatの具体的な数値は今回の検索範囲では見つからなかった。比活性(U/mg)を基礎データとして使用する。</w:t>
+        <w:t>整理すると、OR16の3パラログの実測比活性は次の通り:</w:t>
       </w:r>
     </w:p>
+    <w:tbl>
+      <w:tblPr>
+        <w:tblStyle w:val="LightGrid-Accent1"/>
+        <w:tblW w:type="auto" w:w="0"/>
+        <w:jc w:val="center"/>
+        <w:tblLook w:firstColumn="1" w:firstRow="1" w:lastColumn="0" w:lastRow="0" w:noHBand="0" w:noVBand="1" w:val="04A0"/>
+      </w:tblPr>
+      <w:tblGrid>
+        <w:gridCol w:w="1728"/>
+        <w:gridCol w:w="1728"/>
+        <w:gridCol w:w="1728"/>
+        <w:gridCol w:w="1728"/>
+        <w:gridCol w:w="1728"/>
+      </w:tblGrid>
+      <w:tr>
+        <w:tc>
+          <w:tcPr>
+            <w:tcW w:type="dxa" w:w="1417"/>
+            <w:shd w:val="clear" w:color="auto" w:fill="1F4D78"/>
+          </w:tcPr>
+          <w:p>
+            <w:r>
+              <w:rPr>
+                <w:b/>
+                <w:color w:val="FFFFFF"/>
+              </w:rPr>
+              <w:t>酵素</w:t>
+            </w:r>
+          </w:p>
+        </w:tc>
+        <w:tc>
+          <w:tcPr>
+            <w:tcW w:type="dxa" w:w="2268"/>
+            <w:shd w:val="clear" w:color="auto" w:fill="1F4D78"/>
+          </w:tcPr>
+          <w:p>
+            <w:r>
+              <w:rPr>
+                <w:b/>
+                <w:color w:val="FFFFFF"/>
+              </w:rPr>
+              <w:t>遺伝子座タグ</w:t>
+            </w:r>
+          </w:p>
+        </w:tc>
+        <w:tc>
+          <w:tcPr>
+            <w:tcW w:type="dxa" w:w="2268"/>
+            <w:shd w:val="clear" w:color="auto" w:fill="1F4D78"/>
+          </w:tcPr>
+          <w:p>
+            <w:r>
+              <w:rPr>
+                <w:b/>
+                <w:color w:val="FFFFFF"/>
+              </w:rPr>
+              <w:t>比活性(U/mg)</w:t>
+            </w:r>
+          </w:p>
+        </w:tc>
+        <w:tc>
+          <w:tcPr>
+            <w:tcW w:type="dxa" w:w="1701"/>
+            <w:shd w:val="clear" w:color="auto" w:fill="1F4D78"/>
+          </w:tcPr>
+          <w:p>
+            <w:r>
+              <w:rPr>
+                <w:b/>
+                <w:color w:val="FFFFFF"/>
+              </w:rPr>
+              <w:t>至適温度</w:t>
+            </w:r>
+          </w:p>
+        </w:tc>
+        <w:tc>
+          <w:tcPr>
+            <w:tcW w:type="dxa" w:w="1417"/>
+            <w:shd w:val="clear" w:color="auto" w:fill="1F4D78"/>
+          </w:tcPr>
+          <w:p>
+            <w:r>
+              <w:rPr>
+                <w:b/>
+                <w:color w:val="FFFFFF"/>
+              </w:rPr>
+              <w:t>至適pH</w:t>
+            </w:r>
+          </w:p>
+        </w:tc>
+      </w:tr>
+      <w:tr>
+        <w:tc>
+          <w:tcPr>
+            <w:tcW w:type="dxa" w:w="1417"/>
+          </w:tcPr>
+          <w:p>
+            <w:r>
+              <w:t>Lcp1</w:t>
+            </w:r>
+          </w:p>
+        </w:tc>
+        <w:tc>
+          <w:tcPr>
+            <w:tcW w:type="dxa" w:w="2268"/>
+          </w:tcPr>
+          <w:p>
+            <w:r>
+              <w:t>ACTI_59630</w:t>
+            </w:r>
+          </w:p>
+        </w:tc>
+        <w:tc>
+          <w:tcPr>
+            <w:tcW w:type="dxa" w:w="2268"/>
+          </w:tcPr>
+          <w:p>
+            <w:r>
+              <w:t>4.02 ± 0.65</w:t>
+            </w:r>
+          </w:p>
+        </w:tc>
+        <w:tc>
+          <w:tcPr>
+            <w:tcW w:type="dxa" w:w="1701"/>
+          </w:tcPr>
+          <w:p>
+            <w:r>
+              <w:t>30 °C</w:t>
+            </w:r>
+          </w:p>
+        </w:tc>
+        <w:tc>
+          <w:tcPr>
+            <w:tcW w:type="dxa" w:w="1417"/>
+          </w:tcPr>
+          <w:p>
+            <w:r>
+              <w:t>7.0</w:t>
+            </w:r>
+          </w:p>
+        </w:tc>
+      </w:tr>
+      <w:tr>
+        <w:tc>
+          <w:tcPr>
+            <w:tcW w:type="dxa" w:w="1417"/>
+          </w:tcPr>
+          <w:p>
+            <w:r>
+              <w:t>Lcp2</w:t>
+            </w:r>
+          </w:p>
+        </w:tc>
+        <w:tc>
+          <w:tcPr>
+            <w:tcW w:type="dxa" w:w="2268"/>
+          </w:tcPr>
+          <w:p>
+            <w:r>
+              <w:t>ACTI_59640</w:t>
+            </w:r>
+          </w:p>
+        </w:tc>
+        <w:tc>
+          <w:tcPr>
+            <w:tcW w:type="dxa" w:w="2268"/>
+          </w:tcPr>
+          <w:p>
+            <w:r>
+              <w:t>1.17 ± 0.07</w:t>
+            </w:r>
+          </w:p>
+        </w:tc>
+        <w:tc>
+          <w:tcPr>
+            <w:tcW w:type="dxa" w:w="1701"/>
+          </w:tcPr>
+          <w:p>
+            <w:r>
+              <w:t>35 °C</w:t>
+            </w:r>
+          </w:p>
+        </w:tc>
+        <w:tc>
+          <w:tcPr>
+            <w:tcW w:type="dxa" w:w="1417"/>
+          </w:tcPr>
+          <w:p>
+            <w:r>
+              <w:t>7.5</w:t>
+            </w:r>
+          </w:p>
+        </w:tc>
+      </w:tr>
+      <w:tr>
+        <w:tc>
+          <w:tcPr>
+            <w:tcW w:type="dxa" w:w="1417"/>
+          </w:tcPr>
+          <w:p>
+            <w:r>
+              <w:t>Lcp3</w:t>
+            </w:r>
+          </w:p>
+        </w:tc>
+        <w:tc>
+          <w:tcPr>
+            <w:tcW w:type="dxa" w:w="2268"/>
+          </w:tcPr>
+          <w:p>
+            <w:r>
+              <w:t>ACTI_69520</w:t>
+            </w:r>
+          </w:p>
+        </w:tc>
+        <w:tc>
+          <w:tcPr>
+            <w:tcW w:type="dxa" w:w="2268"/>
+          </w:tcPr>
+          <w:p>
+            <w:r>
+              <w:t>0.22 ± 0.01</w:t>
+            </w:r>
+          </w:p>
+        </w:tc>
+        <w:tc>
+          <w:tcPr>
+            <w:tcW w:type="dxa" w:w="1701"/>
+          </w:tcPr>
+          <w:p>
+            <w:r>
+              <w:t>30 °C</w:t>
+            </w:r>
+          </w:p>
+        </w:tc>
+        <w:tc>
+          <w:tcPr>
+            <w:tcW w:type="dxa" w:w="1417"/>
+          </w:tcPr>
+          <w:p>
+            <w:r>
+              <w:t>6.5</w:t>
+            </w:r>
+          </w:p>
+        </w:tc>
+      </w:tr>
+    </w:tbl>
     <w:p>
+      <w:pPr>
+        <w:ind w:left="567"/>
+      </w:pPr>
       <w:r>
         <w:rPr>
           <w:i/>
-          <w:color w:val="9B1C1C"/>
           <w:sz w:val="19"/>
         </w:rPr>
-        <w:t>文献間の用語不整合に関する注記: 上記引用(Scientific Reports 2017)はRoxAを「endo-type, processive」と表現しているが、後述のRox総説(2023)は「RoxA performs exo-cleavage」と明記しており、表現が一致しない。これは原文間の実際の食い違いであり、本書はどちらかに寄せず両方をそのまま引用する。実験設計・解釈の際は、この分類が論文によって揺れることを踏まえ、生成物の炭素数分布(単一主生成物ODTD vs 複数サイズの混合物)という一次データで切断様式を判断すること。</w:t>
+        <w:t>"The activity of Lcp1 was approximately 7 times and 18 times higher than those of Lcp2 and Lcp3, respectively, suggesting that Lcp1 is mainly involved in rubber degradation in strain OR16. Unlike the enzymatic activities of the Lcp enzymes, the transcription level of lcp3 is significantly higher than those of lcp1 and lcp2... the role of lcp3 is thought to also be important for the rubber degradation."</w:t>
       </w:r>
     </w:p>
     <w:p>
       <w:pPr>
-        <w:pStyle w:val="Heading2"/>
+        <w:ind w:left="567"/>
       </w:pPr>
       <w:r>
         <w:rPr>
-          <w:color w:val="1F4D78"/>
+          <w:color w:val="5B6573"/>
+          <w:sz w:val="17"/>
         </w:rPr>
-        <w:t>2.2 RoxA・RoxB — NS21に対応(直接の先行研究あり)</w:t>
-      </w:r>
-    </w:p>
-    <w:p>
-      <w:r>
-        <w:t>RoxA・RoxBはグラム陰性菌(Steroidobacter cummioxidans 35Y、旧Xanthomonas sp. 35Y、および Rhizobacter gummiphilus NS21)が持つジヘム依存性ジオキシゲナーゼである。RoxAはエキソ型でC15化合物ODTDを主生成物とし、RoxBはエンド型でC20以上のオリゴマーを生成する。</w:t>
+        <w:t>— Gibu et al. (2020), 同上</w:t>
       </w:r>
     </w:p>
     <w:p>
@@ -393,7 +649,7 @@
           <w:i/>
           <w:sz w:val="19"/>
         </w:rPr>
-        <w:t>"No homologue for an Lcp protein but homologues for a putative RoxA and a RoxB protein (the latter identical to a previously postulated LatA-denominated rubber cleaving enzyme) were identified in the genome of strain NS21. The roxA_NS21 and roxB_NS21 genes were separately expressed in a ΔroxA_35Y/ΔroxB_35Y background of S. cummioxidans 35Y and restored the ability of the mutant to produce oligoisoprenoids... indicate that Gram-negative rubber-degrading bacteria generally utilise two synergistically acting rubber oxygenases (RoxA/RoxB) for efficient cleavage of polyisoprene to ODTD."</w:t>
+        <w:t>"the transcription levels of lcp1, lcp2, and lcp3 in cells grown with NR latex were 22.2-fold, 17.1-fold, and 335-fold higher, respectively, than those in cells grown without NR latex (P &lt; 0.05 by Student's t test)."</w:t>
       </w:r>
     </w:p>
     <w:p>
@@ -405,17 +661,17 @@
           <w:color w:val="5B6573"/>
           <w:sz w:val="17"/>
         </w:rPr>
-        <w:t>— Kasai et al. (2017), Applied Microbiology and Biotechnology 101:7493–7503, https://link.springer.com/article/10.1007/s00253-018-9341-6</w:t>
+        <w:t>— Gibu et al. (2020), 同上</w:t>
       </w:r>
     </w:p>
     <w:p>
       <w:r>
         <w:rPr>
           <w:i/>
-          <w:color w:val="9B1C1C"/>
+          <w:color w:val="5B6573"/>
           <w:sz w:val="19"/>
         </w:rPr>
-        <w:t>この論文はNS21のRoxA/RoxBを直接クローニング・異種発現・精製して生化学的に特徴づけたものであり、本プロジェクトのモデル(NS21のRoxA/RoxB)に直接対応する最重要文献である。検索結果の抜粋には具体的な速度論数値は含まれていなかったため、着手前に全文(該当DOI)を入手し、Km/Vmax/比活性の記載があるか確認すること。</w:t>
+        <w:t>示唆: 活性(比活性)ではLcp1が支配的だが、NR誘導による転写誘導倍率はlcp3が圧倒的に大きい(335倍)。酵素量(発現量)と比活性の両方が細胞あたりの実効速度を決めるため、「どのLcpが実際のゴム分解を担うか」は活性データだけでは断定できない。dFBAモデルのlcp_c5を1つの合算値とするか、3パラログを別々に扱うかは、この転写誘導データを踏まえて再検討する価値がある。</w:t>
       </w:r>
     </w:p>
     <w:p>
@@ -427,7 +683,7 @@
           <w:i/>
           <w:sz w:val="19"/>
         </w:rPr>
-        <w:t>"Oxidative cleavage of poly(cis-1,4-isoprene) by rubber oxygenase RoxA... 12-oxo-4,8-dimethyl-trideca-4,8-diene-1-al (ODTD; m/z 236) was the main cleavage product... revealing that RoxA cleaves rubber by a dioxygenase mechanism."</w:t>
+        <w:t>"The enzymatic activities are comparable with those of other reported Lcps in strain K30 (4.6 U/mg), strain VH2 (1.3 U/mg), and R. rhodochrous RPK1 (3.1 U/mg)."</w:t>
       </w:r>
     </w:p>
     <w:p>
@@ -439,7 +695,12 @@
           <w:color w:val="5B6573"/>
           <w:sz w:val="17"/>
         </w:rPr>
-        <w:t>— Braaz et al. (2005), Applied and Environmental Microbiology 71:2473-2478, https://doi.org/10.1128/aem.71.5.2473-2478.2005</w:t>
+        <w:t>— Gibu et al. (2020), 同上(他菌株の値の引用)</w:t>
+      </w:r>
+    </w:p>
+    <w:p>
+      <w:r>
+        <w:t>OR16培養条件(同論文より): PYM培地(0.5% Bactopeptone, 0.3% yeast extract, 0.1% MgSO₄·7H₂O, pH 7.0)、またはW最小塩培地+10 mM コハク酸ナトリウム、30°C。ゴム分解の確認には脱タンパクNR(deproteinized NR)を最終濃度0.4%(v/v)でオーバーレイ寒天培地に用いている。</w:t>
       </w:r>
     </w:p>
     <w:p>
@@ -451,7 +712,7 @@
           <w:i/>
           <w:sz w:val="19"/>
         </w:rPr>
-        <w:t>"To determine the activity of RoxA, two different assays were applied: (i) the consumption of dissolved oxygen was determined in an OXY-4 mini apparatus... (ii) polyisoprene latex was incubated in the presence of the test enzyme for 1 or 2 h at 23 °C or 30 °C. The cleavage products were extracted with ethyl-acetate and separated by HPLC... the peak area of the cleavage product peak (ODTD) with a retention time of ≈ 15.3 min was used."</w:t>
+        <w:t>"Growth on NR or IR was examined using rubber overlay agar plates. To prepare the rubber overlay agar plates, W agar medium containing deproteinized NR (Chaikumpollert et al. 2012) or synthetic isoprene rubber at a final concentration of 0.4% (v/v) was overlaid to form a thin layer on a solid medium."</w:t>
       </w:r>
     </w:p>
     <w:p>
@@ -463,7 +724,358 @@
           <w:color w:val="5B6573"/>
           <w:sz w:val="17"/>
         </w:rPr>
-        <w:t>— Schmitt et al. (2019), AMB Express 9:156, https://doi.org/10.1186/s13568-019-0888-0</w:t>
+        <w:t>— Gibu et al. (2020), 同上</w:t>
+      </w:r>
+    </w:p>
+    <w:p>
+      <w:r>
+        <w:rPr>
+          <w:i/>
+          <w:color w:val="1B6E4F"/>
+          <w:sz w:val="19"/>
+        </w:rPr>
+        <w:t>DPNR(脱タンパク天然ゴムラテックス)の調製プロトコルの出典が判明した: Chaikumpollert et al. (2012)。本書のv1では「見つからなかった」としていたが、Gibu et al. (2020)の引用からこの文献を特定できた。全文入手して手順を確認すること。</w:t>
+      </w:r>
+    </w:p>
+    <w:p>
+      <w:pPr>
+        <w:pStyle w:val="Heading2"/>
+      </w:pPr>
+      <w:r>
+        <w:rPr>
+          <w:color w:val="1F4D78"/>
+        </w:rPr>
+        <w:t>2.2 RoxA・RoxB — NS21そのものを対象とした先行研究(訂正版)</w:t>
+      </w:r>
+    </w:p>
+    <w:p>
+      <w:r>
+        <w:rPr>
+          <w:i/>
+          <w:color w:val="9B1C1C"/>
+          <w:sz w:val="19"/>
+        </w:rPr>
+        <w:t>訂正: 本書v1では、以下の論文を「Kasai et al. (2017)」として引用していたが、実際の著者は Birke, J., Röther, W. &amp; Jendrossek, D. (2018) である。Kasai et al. (2017)はNS21のlatA遺伝子を同定した別の、より早い論文であり、タンパク質の精製・生化学的特徴づけは行っていない。</w:t>
+      </w:r>
+    </w:p>
+    <w:p>
+      <w:r>
+        <w:t>RoxA・RoxBはグラム陰性菌(Steroidobacter cummioxidans 35Y、旧Xanthomonas sp. 35Y、および Rhizobacter gummiphilus NS21)が持つジヘム依存性ジオキシゲナーゼである。</w:t>
+      </w:r>
+    </w:p>
+    <w:p>
+      <w:pPr>
+        <w:ind w:left="567"/>
+      </w:pPr>
+      <w:r>
+        <w:rPr>
+          <w:i/>
+          <w:sz w:val="19"/>
+        </w:rPr>
+        <w:t>"No homologue for an Lcp protein but homologues for a putative RoxA and a RoxB protein (the latter identical to a previously postulated LatA-denominated rubber cleaving enzyme) were identified in the genome of strain NS21. The roxANS21 and roxBNS21 genes were separately expressed in a ΔroxA35Y/ΔroxB35Y background of S. cummioxidans 35Y and restored the ability of the mutant to produce oligoisoprenoids. The RoxANS21 and RoxBNS21 proteins were each purified and biochemically characterised."</w:t>
+      </w:r>
+    </w:p>
+    <w:p>
+      <w:pPr>
+        <w:ind w:left="567"/>
+      </w:pPr>
+      <w:r>
+        <w:rPr>
+          <w:color w:val="5B6573"/>
+          <w:sz w:val="17"/>
+        </w:rPr>
+        <w:t>— Birke, Röther &amp; Jendrossek (2018), Applied Microbiology and Biotechnology 102:10245-10257, https://doi.org/10.1007/s00253-018-9341-6</w:t>
+      </w:r>
+    </w:p>
+    <w:p>
+      <w:pPr>
+        <w:ind w:left="567"/>
+      </w:pPr>
+      <w:r>
+        <w:rPr>
+          <w:i/>
+          <w:sz w:val="19"/>
+        </w:rPr>
+        <w:t>"A latA gene was independently identified to be involved in utilisation and cleavage of rubber, but the corresponding LatA protein was not purified and characterised (Kasai et al. 2017)... it became clear that LatA represents a RoxB homologue and that R. gummiphilus NS21 harboured a second rubber oxygenase, RoxANS21. The RoxANS21 and RoxBNS21 (=LatANS21) proteins of R. gummiphilus NS21 are highly similar to RoxA35Y and RoxB35Y of S. cummioxidans 35Y... and also cleaved polyisoprene synergistically to ODTD as end product."</w:t>
+      </w:r>
+    </w:p>
+    <w:p>
+      <w:pPr>
+        <w:ind w:left="567"/>
+      </w:pPr>
+      <w:r>
+        <w:rPr>
+          <w:color w:val="5B6573"/>
+          <w:sz w:val="17"/>
+        </w:rPr>
+        <w:t>— Jendrossek &amp; Birke (2019年頃の総説 "Rubber oxygenases"), Applied Microbiology and Biotechnology, https://doi.org/10.1007/s00253-018-9453-z</w:t>
+      </w:r>
+    </w:p>
+    <w:p>
+      <w:pPr>
+        <w:ind w:left="567"/>
+      </w:pPr>
+      <w:r>
+        <w:rPr>
+          <w:i/>
+          <w:sz w:val="19"/>
+        </w:rPr>
+        <w:t>"Notably, when the isolated rubber cleavage products generated by RoxBNS21 were used as substrate for RoxANS21, a subsequent HPLC analysis of the products revealed the appearance of a high ODTD peak. This clearly demonstrated that RoxANS21 is able to use the products of RoxBNS21 as substrate and confirmed the synergistic effect of the two enzymes."</w:t>
+      </w:r>
+    </w:p>
+    <w:p>
+      <w:pPr>
+        <w:ind w:left="567"/>
+      </w:pPr>
+      <w:r>
+        <w:rPr>
+          <w:color w:val="5B6573"/>
+          <w:sz w:val="17"/>
+        </w:rPr>
+        <w:t>— Birke, Röther &amp; Jendrossek (2018), 同上(総説内での引用)</w:t>
+      </w:r>
+    </w:p>
+    <w:p>
+      <w:r>
+        <w:rPr>
+          <w:i/>
+          <w:color w:val="5B6573"/>
+          <w:sz w:val="19"/>
+        </w:rPr>
+        <w:t>RoxA_NS21・RoxB_NS21固有のKm・Vmax・比活性・精製収率は、今回のWeb検索(抄録・本文抜粋レベル)からは取得できなかった。Birke, Röther &amp; Jendrossek (2018)の全文(表・図)を入手して確認する必要がある。</w:t>
+      </w:r>
+    </w:p>
+    <w:p>
+      <w:r>
+        <w:t>参考として、模式生物S. cummioxidans 35Yの数値が報告されている:</w:t>
+      </w:r>
+    </w:p>
+    <w:tbl>
+      <w:tblPr>
+        <w:tblStyle w:val="LightGrid-Accent1"/>
+        <w:tblW w:type="auto" w:w="0"/>
+        <w:jc w:val="center"/>
+        <w:tblLook w:firstColumn="1" w:firstRow="1" w:lastColumn="0" w:lastRow="0" w:noHBand="0" w:noVBand="1" w:val="04A0"/>
+      </w:tblPr>
+      <w:tblGrid>
+        <w:gridCol w:w="2160"/>
+        <w:gridCol w:w="2160"/>
+        <w:gridCol w:w="2160"/>
+        <w:gridCol w:w="2160"/>
+      </w:tblGrid>
+      <w:tr>
+        <w:tc>
+          <w:tcPr>
+            <w:tcW w:type="dxa" w:w="1701"/>
+            <w:shd w:val="clear" w:color="auto" w:fill="1F4D78"/>
+          </w:tcPr>
+          <w:p>
+            <w:r>
+              <w:rPr>
+                <w:b/>
+                <w:color w:val="FFFFFF"/>
+              </w:rPr>
+              <w:t>酵素</w:t>
+            </w:r>
+          </w:p>
+        </w:tc>
+        <w:tc>
+          <w:tcPr>
+            <w:tcW w:type="dxa" w:w="2268"/>
+            <w:shd w:val="clear" w:color="auto" w:fill="1F4D78"/>
+          </w:tcPr>
+          <w:p>
+            <w:r>
+              <w:rPr>
+                <w:b/>
+                <w:color w:val="FFFFFF"/>
+              </w:rPr>
+              <w:t>分子量</w:t>
+            </w:r>
+          </w:p>
+        </w:tc>
+        <w:tc>
+          <w:tcPr>
+            <w:tcW w:type="dxa" w:w="1701"/>
+            <w:shd w:val="clear" w:color="auto" w:fill="1F4D78"/>
+          </w:tcPr>
+          <w:p>
+            <w:r>
+              <w:rPr>
+                <w:b/>
+                <w:color w:val="FFFFFF"/>
+              </w:rPr>
+              <w:t>比活性</w:t>
+            </w:r>
+          </w:p>
+        </w:tc>
+        <w:tc>
+          <w:tcPr>
+            <w:tcW w:type="dxa" w:w="3402"/>
+            <w:shd w:val="clear" w:color="auto" w:fill="1F4D78"/>
+          </w:tcPr>
+          <w:p>
+            <w:r>
+              <w:rPr>
+                <w:b/>
+                <w:color w:val="FFFFFF"/>
+              </w:rPr>
+              <w:t>特記事項</w:t>
+            </w:r>
+          </w:p>
+        </w:tc>
+      </w:tr>
+      <w:tr>
+        <w:tc>
+          <w:tcPr>
+            <w:tcW w:type="dxa" w:w="1701"/>
+          </w:tcPr>
+          <w:p>
+            <w:r>
+              <w:t>RoxA(35Y)</w:t>
+            </w:r>
+          </w:p>
+        </w:tc>
+        <w:tc>
+          <w:tcPr>
+            <w:tcW w:type="dxa" w:w="2268"/>
+          </w:tcPr>
+          <w:p>
+            <w:r>
+              <w:t>70 kDa(ジヘム蛋白)</w:t>
+            </w:r>
+          </w:p>
+        </w:tc>
+        <w:tc>
+          <w:tcPr>
+            <w:tcW w:type="dxa" w:w="1701"/>
+          </w:tcPr>
+          <w:p>
+            <w:r>
+              <w:t>2.6 U/mg(37°C)</w:t>
+            </w:r>
+          </w:p>
+        </w:tc>
+        <w:tc>
+          <w:tcPr>
+            <w:tcW w:type="dxa" w:w="3402"/>
+          </w:tcPr>
+          <w:p>
+            <w:r>
+              <w:t>エキソ型、主生成物ODTD(C15)、酸化状態で酸素分子が結合済み</w:t>
+            </w:r>
+          </w:p>
+        </w:tc>
+      </w:tr>
+      <w:tr>
+        <w:tc>
+          <w:tcPr>
+            <w:tcW w:type="dxa" w:w="1701"/>
+          </w:tcPr>
+          <w:p>
+            <w:r>
+              <w:t>RoxB(35Y)</w:t>
+            </w:r>
+          </w:p>
+        </w:tc>
+        <w:tc>
+          <w:tcPr>
+            <w:tcW w:type="dxa" w:w="2268"/>
+          </w:tcPr>
+          <w:p>
+            <w:r>
+              <w:t>約70 kDa</w:t>
+            </w:r>
+          </w:p>
+        </w:tc>
+        <w:tc>
+          <w:tcPr>
+            <w:tcW w:type="dxa" w:w="1701"/>
+          </w:tcPr>
+          <w:p>
+            <w:r>
+              <w:t>≈6 U/mg</w:t>
+            </w:r>
+          </w:p>
+        </w:tc>
+        <w:tc>
+          <w:tcPr>
+            <w:tcW w:type="dxa" w:w="3402"/>
+          </w:tcPr>
+          <w:p>
+            <w:r>
+              <w:t>エンド型、C20以上の混合オリゴマー、as-isolated状態では酸素分子は結合せず</w:t>
+            </w:r>
+          </w:p>
+        </w:tc>
+      </w:tr>
+    </w:tbl>
+    <w:p>
+      <w:pPr>
+        <w:ind w:left="567"/>
+      </w:pPr>
+      <w:r>
+        <w:rPr>
+          <w:i/>
+          <w:sz w:val="19"/>
+        </w:rPr>
+        <w:t>"Water, adjusted to a neutral pH value, polyisoprene (purified natural rubber latex or synthetic polyisoprene) and the co-substrate dioxygen are the only compounds necessary for efficient cleavage of polyisoprene to ODTD (2.6 U oxygen consumption/mg protein at 37 °C)."</w:t>
+      </w:r>
+    </w:p>
+    <w:p>
+      <w:pPr>
+        <w:ind w:left="567"/>
+      </w:pPr>
+      <w:r>
+        <w:rPr>
+          <w:color w:val="5B6573"/>
+          <w:sz w:val="17"/>
+        </w:rPr>
+        <w:t>— Jendrossek &amp; Birke (総説), https://doi.org/10.1007/s00253-018-9453-z</w:t>
+      </w:r>
+    </w:p>
+    <w:p>
+      <w:pPr>
+        <w:ind w:left="567"/>
+      </w:pPr>
+      <w:r>
+        <w:rPr>
+          <w:i/>
+          <w:sz w:val="19"/>
+        </w:rPr>
+        <w:t>"the expression of roxB of S. cummioxidans 35Y and characterisation of the recombinantly expressed and purified protein revealed that RoxB oxidatively cleaved polyisoprene at a high specific activity of ≈ 6 U/mg. One unit of rubber oxygenase activity corresponds to the consumption of 1 μmol dioxygen per min (for assays of rubber oxygenase activity see Hiessl et al. 2014; Röther et al. 2017b)."</w:t>
+      </w:r>
+    </w:p>
+    <w:p>
+      <w:pPr>
+        <w:ind w:left="567"/>
+      </w:pPr>
+      <w:r>
+        <w:rPr>
+          <w:color w:val="5B6573"/>
+          <w:sz w:val="17"/>
+        </w:rPr>
+        <w:t>— Jendrossek &amp; Birke (総説), https://doi.org/10.1007/s00253-018-9453-z</w:t>
+      </w:r>
+    </w:p>
+    <w:p>
+      <w:r>
+        <w:rPr>
+          <w:i/>
+          <w:color w:val="1B6E4F"/>
+          <w:sz w:val="19"/>
+        </w:rPr>
+        <w:t>アッセイ法の標準プロトコル論文が特定できた: Röther, Birke &amp; Jendrossek (2017), "Assays for the detection of rubber oxygenase activities", Bio-protocol 7:1-14, DOI: 10.21769/BioProtoc.2188。Bio-protocol誌は再現可能な実験手順の詳細記載を目的とした専門誌であり、緩衝液組成・電極校正法等の具体的手順が記載されている可能性が高い。全文入手を最優先とする。</w:t>
+      </w:r>
+    </w:p>
+    <w:p>
+      <w:r>
+        <w:rPr>
+          <w:i/>
+          <w:color w:val="9B1C1C"/>
+          <w:sz w:val="19"/>
+        </w:rPr>
+        <w:t>文献間の用語不整合: Lcpの構造機能論文(Birke et al. 2017, Scientific Reports)はRoxAを「endo-type, processive」と表現している箇所があるが、Rox総説群は一貫して「RoxA performs exo-cleavage」としている。本書は総説群の記述(RoxA=エキソ型)を採用するが、実験時は生成物の炭素数分布という一次データで判断すること。</w:t>
       </w:r>
     </w:p>
     <w:p>
@@ -474,17 +1086,7 @@
         <w:rPr>
           <w:color w:val="0B2545"/>
         </w:rPr>
-        <w:t>3. 測定手順(文献法をOR16/NS21向けに適応)</w:t>
-      </w:r>
-    </w:p>
-    <w:p>
-      <w:r>
-        <w:rPr>
-          <w:i/>
-          <w:color w:val="5B6573"/>
-          <w:sz w:val="19"/>
-        </w:rPr>
-        <w:t>モデルが必要とするのは「菌体量あたりの分解速度(mmol gDW⁻¹ h⁻¹)」であるため、精製酵素の比活性(U/mg protein)ではなく、まず休止菌体(resting cell)アッセイを第一選択とする。精製酵素アッセイは、生成物の同定(Lcp型かRox型かの確認)と、将来的な比活性からの換算のための補助情報として位置づける。</w:t>
+        <w:t>3. 測定手順</w:t>
       </w:r>
     </w:p>
     <w:p>
@@ -495,7 +1097,12 @@
         <w:rPr>
           <w:color w:val="1F4D78"/>
         </w:rPr>
-        <w:t>3.1 共通の基質調製</w:t>
+        <w:t>3.1 OR16(Lcp1・Lcp2・Lcp3)— Gibu et al. (2020)の実証済み手順</w:t>
+      </w:r>
+    </w:p>
+    <w:p>
+      <w:r>
+        <w:t>OR16自身での実証済み手順であるため、これを第一選択とする。組換え精製酵素による個別活性測定と、休止菌体による全体活性測定の両方を行う。</w:t>
       </w:r>
     </w:p>
     <w:p>
@@ -503,7 +1110,7 @@
         <w:pStyle w:val="ListNumber"/>
       </w:pPr>
       <w:r>
-        <w:t>天然ゴムラテックスを脱タンパク処理する(既存プロトコルの詳細な調製条件は今回の検索範囲では確認できなかったため、Birke et al. 2016のMethods原著、または類似研究の脱タンパク天然ゴムラテックス(DPNR)調製法を別途参照して確定すること)。</w:t>
+        <w:t>lcp1(ACTI_59630)、lcp2(ACTI_59640)、lcp3(ACTI_69520)遺伝子をクローニングし、10×ヒスチジンタグを付加してE. coli(Gibu et al.はRosetta-gami B(DE3)pLysSを使用)で発現させる。</w:t>
       </w:r>
     </w:p>
     <w:p>
@@ -511,7 +1118,52 @@
         <w:pStyle w:val="ListNumber"/>
       </w:pPr>
       <w:r>
-        <w:t>poly(cis-1,4-isoprene)ラテックスを100 mM リン酸カリウム緩衝液(KPi)で0.2%(w/v)に希釈する(Birke et al. 2016に準拠)。</w:t>
+        <w:t>Ni-アフィニティカラムクロマトグラフィーで各タンパク質(Lcp1-his, Lcp2-his, Lcp3-his)を精製する。SDS-PAGEで予想分子量のバンドを確認する。</w:t>
+      </w:r>
+    </w:p>
+    <w:p>
+      <w:pPr>
+        <w:pStyle w:val="ListNumber"/>
+      </w:pPr>
+      <w:r>
+        <w:t>反応液(2 mL)は50 mM Tris-HCl緩衝液、天然ゴム(NR)最終濃度0.2%、精製酵素25 μgタンパク質を含む。30°Cでインキュベートする。</w:t>
+      </w:r>
+    </w:p>
+    <w:p>
+      <w:pPr>
+        <w:pStyle w:val="ListNumber"/>
+      </w:pPr>
+      <w:r>
+        <w:t>酸素電極(Dual Digital Model 20、Rank Brothers Ltd.、または同等品)で酸素消費速度を測定する。1 U = 1分あたり1 μmol O₂消費と定義する。</w:t>
+      </w:r>
+    </w:p>
+    <w:p>
+      <w:pPr>
+        <w:pStyle w:val="ListNumber"/>
+      </w:pPr>
+      <w:r>
+        <w:t>至適pH(6.0〜8.5)・至適温度(25〜40°C)を50 mM Tris-HCl緩衝液でスクリーニングし、各パラログの至適条件を確認する(文献値: Lcp1=30°C/pH7.0、Lcp2=35°C/pH7.5、Lcp3=30°C/pH6.5)。</w:t>
+      </w:r>
+    </w:p>
+    <w:p>
+      <w:pPr>
+        <w:pStyle w:val="ListNumber"/>
+      </w:pPr>
+      <w:r>
+        <w:t>並行して、OR16をNRオーバーレイ寒天培地またはW最小培地+コハク酸で培養し(30°C、3日間)、休止菌体での全体活性(3パラログ合算値、dFBAのlcp_c5に直接対応)を同様の酸素消費アッセイで測定する。</w:t>
+      </w:r>
+    </w:p>
+    <w:p>
+      <w:pPr>
+        <w:pStyle w:val="ListNumber"/>
+      </w:pPr>
+      <w:r>
+        <w:t>qRT-PCRでNR存在下でのlcp1/lcp2/lcp3発現誘導も確認する(ISOGEN IIでRNA抽出、PrimeScript II逆転写、比較対象はコハク酸単独培養)。活性と発現量の両方から、どのパラログが律速かを判断する。</w:t>
+      </w:r>
+    </w:p>
+    <w:p>
+      <w:r>
+        <w:t>計算式: 比活性(U/mg protein)=酸素消費速度(μmol O₂/min)÷反応液中タンパク質量(mg)。菌体量あたりの速度(dFBAのlcp_c5に対応)は、休止菌体アッセイでの酸素消費速度を菌体乾燥重量で除して求める。</w:t>
       </w:r>
     </w:p>
     <w:p>
@@ -522,71 +1174,7 @@
         <w:rPr>
           <w:color w:val="1F4D78"/>
         </w:rPr>
-        <w:t>3.2 OR16(Lcp)の休止菌体アッセイ</w:t>
-      </w:r>
-    </w:p>
-    <w:p>
-      <w:pPr>
-        <w:pStyle w:val="ListNumber"/>
-      </w:pPr>
-      <w:r>
-        <w:t>OR16をゴム含有培地(または抑制のかからない炭素源、コハク酸等)で前培養する。</w:t>
-      </w:r>
-    </w:p>
-    <w:p>
-      <w:pPr>
-        <w:pStyle w:val="ListNumber"/>
-      </w:pPr>
-      <w:r>
-        <w:t>集菌・洗浄し、菌体をKPi緩衝液(pH 7〜8; Lcpの至適pHはpH 8[Birke et al. 2016])に懸濁する。</w:t>
-      </w:r>
-    </w:p>
-    <w:p>
-      <w:pPr>
-        <w:pStyle w:val="ListNumber"/>
-      </w:pPr>
-      <w:r>
-        <w:t>反応容器にDPNRラテックス(0.2%)と菌体懸濁液を加え、30°C(Lcp_Rrの至適温度[Birke et al. 2016])でインキュベートする。</w:t>
-      </w:r>
-    </w:p>
-    <w:p>
-      <w:pPr>
-        <w:pStyle w:val="ListNumber"/>
-      </w:pPr>
-      <w:r>
-        <w:t>Clark型電極(OXY-4 mini apparatus等)で溶存酸素消費速度を連続記録する。</w:t>
-      </w:r>
-    </w:p>
-    <w:p>
-      <w:pPr>
-        <w:pStyle w:val="ListNumber"/>
-      </w:pPr>
-      <w:r>
-        <w:t>並行して、反応液を酢酸エチルで抽出・乾固後メタノールに再溶解し、RP8 HPLCカラム(水:メタノール、50→100%を15分でグラジエント)で分離、210 nmで生成物を検出する[Birke et al. 2016のプロトコルに準拠]。</w:t>
-      </w:r>
-    </w:p>
-    <w:p>
-      <w:pPr>
-        <w:pStyle w:val="ListNumber"/>
-      </w:pPr>
-      <w:r>
-        <w:t>菌体無添加対照、および加熱失活菌体対照を必ず並行して置く。</w:t>
-      </w:r>
-    </w:p>
-    <w:p>
-      <w:r>
-        <w:t>計算式: 比活性(U/mg protein)または比速度(mmol gDW⁻¹ h⁻¹)=酸素消費速度(または生成物生成速度)÷菌体量。文献のLcp_Rr比活性3.1 U/mg(30°C, pH8)[Birke et al. 2016]を、酵素含量が既知の場合の換算の参考値とする(ただしOR16での実測ではないため、あくまで桁感の目安である)。</w:t>
-      </w:r>
-    </w:p>
-    <w:p>
-      <w:pPr>
-        <w:pStyle w:val="Heading2"/>
-      </w:pPr>
-      <w:r>
-        <w:rPr>
-          <w:color w:val="1F4D78"/>
-        </w:rPr>
-        <w:t>3.3 NS21(RoxA・RoxB)の休止菌体アッセイ</w:t>
+        <w:t>3.2 NS21(RoxA・RoxB)の休止菌体・精製酵素アッセイ</w:t>
       </w:r>
     </w:p>
     <w:p>
@@ -602,7 +1190,7 @@
         <w:pStyle w:val="ListNumber"/>
       </w:pPr>
       <w:r>
-        <w:t>反応はKPi緩衝液中、23°Cまたは30°C[Schmitt et al. 2019]で実施する。</w:t>
+        <w:t>Röther, Birke &amp; Jendrossek (2017, Bio-protocol)のアッセイプロトコルを入手し、緩衝液組成・基質濃度・電極校正法をその通りに再現する(本書執筆時点で全文未確認、次のアクション参照)。</w:t>
       </w:r>
     </w:p>
     <w:p>
@@ -610,7 +1198,7 @@
         <w:pStyle w:val="ListNumber"/>
       </w:pPr>
       <w:r>
-        <w:t>OXY-4 mini apparatus等による酸素消費アッセイで全体の分解活性(RoxA+RoxB合算)を測定する。</w:t>
+        <w:t>休止菌体および可能であれば精製RoxA_NS21・RoxB_NS21(異種発現系の構築が必要、Birke et al. 2018はS. cummioxidans 35Yの欠損株背景で発現させている)で、酸素消費アッセイ(1 U = 1 μmol O₂/min)を実施する。</w:t>
       </w:r>
     </w:p>
     <w:p>
@@ -618,23 +1206,7 @@
         <w:pStyle w:val="ListNumber"/>
       </w:pPr>
       <w:r>
-        <w:t>生成物側では、HPLC(RP8カラム、保持時間 約15.3分にODTDピーク[Schmitt et al. 2019])でODTD生成量を定量し、RoxA由来の直接分解速度(roxa_direct_c5に対応)を推定する。</w:t>
-      </w:r>
-    </w:p>
-    <w:p>
-      <w:pPr>
-        <w:pStyle w:val="ListNumber"/>
-      </w:pPr>
-      <w:r>
-        <w:t>RoxB由来のC20以上のオリゴマー生成量は、ODTDピークとは異なる保持時間に検出されるため、これを別途定量してroxb_c5に対応させる。両ピークの分離条件は予備実験で確認する。</w:t>
-      </w:r>
-    </w:p>
-    <w:p>
-      <w:pPr>
-        <w:pStyle w:val="ListNumber"/>
-      </w:pPr>
-      <w:r>
-        <w:t>RoxAとRoxBは協調的に作用することが報告されている[Kasai et al. 2017、Springer総説2023]ため、野生株での全体活性に加え、可能であれば組換え体または精製RoxA_NS21・RoxB_NS21を個別に用いた比較で、roxa_oligo_c30(RoxAによるオリゴマー→ODTD変換)とroxb_c5(RoxBによるゴム→オリゴマー変換)を切り分ける。</w:t>
+        <w:t>HPLCで生成物を分析し、ODTD(RoxA由来、主生成物)とC20以上の混合オリゴマー(RoxB由来)を分離定量する。RoxBNS21産物をRoxANS21の基質として与える交差実験(Birke et al. 2018で実施)も再現し、協調効果を確認する。</w:t>
       </w:r>
     </w:p>
     <w:p>
@@ -644,7 +1216,7 @@
           <w:color w:val="5B6573"/>
           <w:sz w:val="19"/>
         </w:rPr>
-        <w:t>RoxA/RoxBの協調効果(cooperative effect)が報告されているため[Springer総説2023: "a cooperative effect on the efficiency of cleavage was determined when RoxA and RoxB were present simultaneously"]、野生株全体の活性は単純な加算にならない可能性がある。個別酵素の活性と野生株全体活性の両方を測定し、比較すること。</w:t>
+        <w:t>RoxA_35Y(2.6 U/mg, 37°C)、RoxB_35Y(≈6 U/mg)を暫定的な桁感の参考値とする。ただしNS21由来酵素での実測ではないため、実験計画の予備検討(反応時間・検出感度の見積もり)にのみ用い、結論には使用しない。</w:t>
       </w:r>
     </w:p>
     <w:p>
@@ -663,7 +1235,15 @@
         <w:pStyle w:val="ListBullet"/>
       </w:pPr>
       <w:r>
-        <w:t>溶存酸素測定: Clark型電極、またはOXY-4 mini apparatus相当品(PreSens社製、文献で使用)</w:t>
+        <w:t>溶存酸素測定: 酸素電極(Dual Digital Model 20, Rank Brothers Ltd.相当品、またはOXY-4 mini apparatus, PreSens社相当品)</w:t>
+      </w:r>
+    </w:p>
+    <w:p>
+      <w:pPr>
+        <w:pStyle w:val="ListBullet"/>
+      </w:pPr>
+      <w:r>
+        <w:t>組換えタンパク質発現・精製: E. coli発現株(例: Rosetta-gami B(DE3)pLysS)、Ni-アフィニティカラム、His-tag発現ベクター</w:t>
       </w:r>
     </w:p>
     <w:p>
@@ -687,7 +1267,7 @@
         <w:pStyle w:val="ListBullet"/>
       </w:pPr>
       <w:r>
-        <w:t>緩衝液: 100 mM リン酸カリウム緩衝液(pH 7およびpH 8を用意)</w:t>
+        <w:t>緩衝液: 50 mM Tris-HCl(Lcp、Gibu et al. 2020準拠)、100 mM リン酸カリウム緩衝液(RoxA/RoxB、pH7前後)</w:t>
       </w:r>
     </w:p>
     <w:p>
@@ -695,7 +1275,7 @@
         <w:pStyle w:val="ListBullet"/>
       </w:pPr>
       <w:r>
-        <w:t>基質: 脱タンパク天然ゴムラテックス(DPNR)</w:t>
+        <w:t>基質: 脱タンパク天然ゴムラテックス(DPNR)。調製法はChaikumpollert et al. (2012)を参照(次のアクション参照)</w:t>
       </w:r>
     </w:p>
     <w:p>
@@ -703,7 +1283,7 @@
         <w:pStyle w:val="ListBullet"/>
       </w:pPr>
       <w:r>
-        <w:t>対照: ODTD標準品(市販品の有無は今回の検索で確認できず、別途調査またはRoxA反応産物からの単離・NMR/MS同定が必要な可能性がある)</w:t>
+        <w:t>対照: ODTD標準品(市販品の有無は未確認。RoxA反応産物からの単離・NMR/MS同定が必要な可能性)</w:t>
       </w:r>
     </w:p>
     <w:p>
@@ -722,7 +1302,7 @@
         <w:pStyle w:val="ListBullet"/>
       </w:pPr>
       <w:r>
-        <w:t>Lcp・RoxAともに至適pHや至適温度で活性・安定性が大きく変わる(Lcp_Rrの至適pHはpH8で他のゴム切断酵素[pH7付近]より高い[Birke et al. 2016])。至適条件を予備実験で必ず確認する。</w:t>
+        <w:t>OR16のLcpは単一酵素ではなく、活性・至適pH・至適温度が異なる3パラログ(Lcp1: 30°C/pH7.0/4.02 U/mg、Lcp2: 35°C/pH7.5/1.17 U/mg、Lcp3: 30°C/pH6.5/0.22 U/mg)から成る。単一条件で休止菌体アッセイを行うと、特定のパラログに偏った活性しか捉えられない可能性がある。複数のpH・温度条件で測定すること。</w:t>
       </w:r>
     </w:p>
     <w:p>
@@ -730,7 +1310,7 @@
         <w:pStyle w:val="ListBullet"/>
       </w:pPr>
       <w:r>
-        <w:t>Lcp_Rr・Lcp_K30は37°Cで活性が不安定化し、in vitro反応は4〜8時間で頭打ちになる一方、RoxAはより安定で70時間までODTD産生を継続したとの報告がある[Birke et al. 2016]。反応時間の設計に注意する。</w:t>
+        <w:t>比活性(酵素あたり)と転写誘導倍率(lcp3が335倍)は必ずしも一致しない(Gibu et al. 2020)。「主要なパラログ」の判断は活性・発現量の両方を踏まえること。</w:t>
       </w:r>
     </w:p>
     <w:p>
@@ -738,7 +1318,7 @@
         <w:pStyle w:val="ListBullet"/>
       </w:pPr>
       <w:r>
-        <w:t>生成物の保持時間(ODTDは約15.3分、Lcp由来のC35生成物は約23分[Birke et al. 2016; Schmitt et al. 2019])はカラム・グラジエント条件に強く依存するため、自施設の系で必ず標準物質または既知試料により再校正すること。</w:t>
+        <w:t>生成物の保持時間(ODTDは約15.3分、Lcp由来のC35生成物は約23分)はカラム・グラジエント条件に強く依存するため、自施設の系で必ず標準物質または既知試料により再校正すること。</w:t>
       </w:r>
     </w:p>
     <w:p>
@@ -746,7 +1326,15 @@
         <w:pStyle w:val="ListBullet"/>
       </w:pPr>
       <w:r>
-        <w:t>RoxA・RoxBの生成物はオリゴマーの炭素数分布として現れるため、単一ピークの面積だけでなく、分布全体(ゲル浸透クロマトグラフィー等)を確認することが望ましい[Springer総説2023: "quantitatively isolated via gel permeation chromatography"]。</w:t>
+        <w:t>RoxA・RoxBの生成物はオリゴマーの炭素数分布として現れるため、単一ピークの面積だけでなく、分布全体(ゲル浸透クロマトグラフィー等)を確認することが望ましい。</w:t>
+      </w:r>
+    </w:p>
+    <w:p>
+      <w:pPr>
+        <w:pStyle w:val="ListBullet"/>
+      </w:pPr>
+      <w:r>
+        <w:t>文献間で「RoxAはエキソ型/エンド型」の表現が一致しないため、切断様式は自施設のデータ(生成物の炭素数分布)で最終判断すること。</w:t>
       </w:r>
     </w:p>
     <w:p>
@@ -757,7 +1345,7 @@
         <w:rPr>
           <w:color w:val="0B2545"/>
         </w:rPr>
-        <w:t>6. 次のアクション</w:t>
+        <w:t>6. 次のアクション(優先順位順)</w:t>
       </w:r>
     </w:p>
     <w:p>
@@ -765,7 +1353,7 @@
         <w:pStyle w:val="ListBullet"/>
       </w:pPr>
       <w:r>
-        <w:t>Kasai et al. (2017)の全文を入手し、NS21のRoxA/RoxB比活性・速度論パラメータの記載有無を確認する(本書はアブストラクト・抜粋レベルの検索結果に基づいており、全文未確認)。</w:t>
+        <w:t>【最優先】docs/MODEL_INDEX.mdのlcp遺伝子座タグ(ACTI_28730等)と、Gibu et al. (2020)の実際の値(ACTI_59630等)の食い違いを、プロジェクト内で確認・解消する。どちらが正しいか、あるいは呼称の変換規則があるかを確認すること。</w:t>
       </w:r>
     </w:p>
     <w:p>
@@ -773,7 +1361,7 @@
         <w:pStyle w:val="ListBullet"/>
       </w:pPr>
       <w:r>
-        <w:t>Birke and Jendrossek (2014)、Röther et al. (2017a/b)など、今回の検索で参照のみ確認できた引用文献(酸素消費アッセイの詳細な緩衝液組成・校正法を含む可能性が高い)を追加で取得する。</w:t>
+        <w:t>Röther, Birke &amp; Jendrossek (2017), Bio-protocol 7:1-14, DOI: 10.21769/BioProtoc.2188の全文を入手し、RoxA/RoxBアッセイの緩衝液組成・電極校正法の詳細を確認する。</w:t>
       </w:r>
     </w:p>
     <w:p>
@@ -781,7 +1369,7 @@
         <w:pStyle w:val="ListBullet"/>
       </w:pPr>
       <w:r>
-        <w:t>OR16(Actinoplanes属)特有の文献が存在しないため、上記の近縁種プロトコルをそのまま適用してよいか、予備実験(至適pH・温度の確認)で検証してから本実験へ進む。</w:t>
+        <w:t>Birke, Röther &amp; Jendrossek (2018), Appl Microbiol Biotechnol 102:10245-10257の全文(表・図)を入手し、RoxA_NS21・RoxB_NS21固有の比活性・Km等の数値を確認する。</w:t>
       </w:r>
     </w:p>
     <w:p>
@@ -789,7 +1377,23 @@
         <w:pStyle w:val="ListBullet"/>
       </w:pPr>
       <w:r>
-        <w:t>DPNR(脱タンパク天然ゴムラテックス)の具体的な調製プロトコルを別途確定する。</w:t>
+        <w:t>Chaikumpollert et al. (2012)を入手し、DPNR(脱タンパク天然ゴムラテックス)の調製プロトコルを確定する。</w:t>
+      </w:r>
+    </w:p>
+    <w:p>
+      <w:pPr>
+        <w:pStyle w:val="ListBullet"/>
+      </w:pPr>
+      <w:r>
+        <w:t>OR16の最初の単離報告(Gibu et al. 2020で「Imai et al.」として言及、NBRC 114529株)の完全な書誌情報を確認する。</w:t>
+      </w:r>
+    </w:p>
+    <w:p>
+      <w:pPr>
+        <w:pStyle w:val="ListBullet"/>
+      </w:pPr>
+      <w:r>
+        <w:t>Kasai et al. (2017)(NS21のlatA遺伝子同定論文)の完全な書誌情報を確認する(プライマー設計等で参照される可能性)。</w:t>
       </w:r>
     </w:p>
     <w:p>
@@ -801,6 +1405,14 @@
           <w:color w:val="0B2545"/>
         </w:rPr>
         <w:t>7. 参考文献</w:t>
+      </w:r>
+    </w:p>
+    <w:p>
+      <w:pPr>
+        <w:pStyle w:val="ListBullet"/>
+      </w:pPr>
+      <w:r>
+        <w:t>Gibu, N., Arata, T., Kuboki, S., Linh, D.V., Fukuda, M., Steinbüchel, A., Kasai, D. (2020) Characterization of the genes responsible for rubber degradation in Actinoplanes sp. strain OR16. Applied Microbiology and Biotechnology 104:7367-7376. https://doi.org/10.1007/s00253-020-10700-1</w:t>
       </w:r>
     </w:p>
     <w:p>
@@ -824,7 +1436,15 @@
         <w:pStyle w:val="ListBullet"/>
       </w:pPr>
       <w:r>
-        <w:t>Nanthini, J. et al. (2020) Poly(cis-1,4-isoprene)-cleavage enzymes from natural rubber-utilizing bacteria. Bioscience, Biotechnology, and Biochemistry. https://doi.org/10.1080/09168451.2020.1733927</w:t>
+        <w:t>Birke, J., Röther, W. &amp; Jendrossek, D. (2018) Rhizobacter gummiphilus NS21 has two rubber oxygenases (RoxA and RoxB) acting synergistically in rubber utilisation. Applied Microbiology and Biotechnology 102:10245-10257. https://doi.org/10.1007/s00253-018-9341-6</w:t>
+      </w:r>
+    </w:p>
+    <w:p>
+      <w:pPr>
+        <w:pStyle w:val="ListBullet"/>
+      </w:pPr>
+      <w:r>
+        <w:t>Birke, J., Röther, W. &amp; Jendrossek, D. (2017) RoxB Is a Novel Type of Rubber Oxygenase That Combines Properties of Rubber Oxygenase RoxA and Latex Clearing Protein (Lcp). Applied and Environmental Microbiology 83(14). https://doi.org/10.1128/aem.00721-17</w:t>
       </w:r>
     </w:p>
     <w:p>
@@ -848,7 +1468,7 @@
         <w:pStyle w:val="ListBullet"/>
       </w:pPr>
       <w:r>
-        <w:t>Kasai, D. et al. (2017) Rhizobacter gummiphilus NS21 has two rubber oxygenases (RoxA and RoxB) acting synergistically in rubber utilisation. Applied Microbiology and Biotechnology 101:7493–7503. https://link.springer.com/article/10.1007/s00253-018-9341-6</w:t>
+        <w:t>Jendrossek, D. &amp; Birke, J. Rubber oxygenases (総説). Applied Microbiology and Biotechnology. https://doi.org/10.1007/s00253-018-9453-z</w:t>
       </w:r>
     </w:p>
     <w:p>
@@ -856,7 +1476,7 @@
         <w:pStyle w:val="ListBullet"/>
       </w:pPr>
       <w:r>
-        <w:t>Cleavage of natural rubber by rubber oxygenases in Gram-negative bacteria (総説, 2023). Applied Microbiology and Biotechnology. https://link.springer.com/article/10.1007/s00253-023-12940-3</w:t>
+        <w:t>Röther, W., Birke, J. &amp; Jendrossek, D. (2017) Assays for the detection of rubber oxygenase activities. Bio-protocol 7:1-14. https://doi.org/10.21769/BioProtoc.2188 (要全文確認)</w:t>
       </w:r>
     </w:p>
     <w:p>
@@ -864,7 +1484,31 @@
         <w:pStyle w:val="ListBullet"/>
       </w:pPr>
       <w:r>
-        <w:t>Jendrossek &amp; Birke (2019として上記総説内に引用) Rubber oxygenases. https://pmc.ncbi.nlm.nih.gov/articles/PMC6311187/</w:t>
+        <w:t>Kasai, D. et al. (2017) NS21のlatA遺伝子同定論文(完全な書誌情報は未確認)</w:t>
+      </w:r>
+    </w:p>
+    <w:p>
+      <w:pPr>
+        <w:pStyle w:val="ListBullet"/>
+      </w:pPr>
+      <w:r>
+        <w:t>Chaikumpollert, O. et al. (2012) DPNR調製に関する参考文献(Gibu et al. 2020内の引用。完全な書誌情報は未確認)</w:t>
+      </w:r>
+    </w:p>
+    <w:p>
+      <w:pPr>
+        <w:pStyle w:val="ListBullet"/>
+      </w:pPr>
+      <w:r>
+        <w:t>Nanthini, J. et al. (2020) Poly(cis-1,4-isoprene)-cleavage enzymes from natural rubber-utilizing bacteria. Bioscience, Biotechnology, and Biochemistry. https://doi.org/10.1080/09168451.2020.1733927</w:t>
+      </w:r>
+    </w:p>
+    <w:p>
+      <w:pPr>
+        <w:pStyle w:val="ListBullet"/>
+      </w:pPr>
+      <w:r>
+        <w:t>Cleavage of natural rubber by rubber oxygenases in Gram-negative bacteria (総説, 2023頃). Applied Microbiology and Biotechnology. https://doi.org/10.1007/s00253-023-12940-3</w:t>
       </w:r>
     </w:p>
     <w:p>
@@ -874,7 +1518,7 @@
           <w:color w:val="5B6573"/>
           <w:sz w:val="19"/>
         </w:rPr>
-        <w:t>全ての引用は、DeepSeek V4 Flash(model=deepseek/deepseek-v4-flash:online)によるWeb検索で実際に取得したURLと抜粋テキストに基づく。詳細な生の検索結果・抜粋全文はtmp/deepseek_lcp_literature.md、tmp/deepseek_rox_literature.mdを参照(リポジトリの一時ファイルのため、必要であれば別途保存すること)。本書中の引用は全てClaudeがこの生データと照合して転記しており、創作した引用は含まれない。</w:t>
+        <w:t>全ての引用は、DeepSeek V4 Flash(model=deepseek/deepseek-v4-flash:online)によるWeb検索で実際に取得したURLと抜粋テキストに基づく(計5回の検索)。詳細な生の検索結果はtmp/deepseek_lcp_literature.md、tmp/deepseek_rox_literature.md、tmp/deepseek_followup1〜3.mdを参照。本書中の引用は全てClaudeがこの生データと照合して転記しており、創作した引用は含まれない。第2版作成時に発見した1件の著者誤帰属(Kasai→Birke/Röther/Jendrossek)は本版で訂正済み。</w:t>
       </w:r>
     </w:p>
     <w:sectPr>

--- a/docs/LCP_ROX_ACTIVITY_ASSAY_PROTOCOL_20260911.docx
+++ b/docs/LCP_ROX_ACTIVITY_ASSAY_PROTOCOL_20260911.docx
@@ -22,7 +22,7 @@
           <w:i/>
           <w:color w:val="5B6573"/>
         </w:rPr>
-        <w:t>OR16(Lcp)・NS21(RoxA/RoxB)のゴム分解速度定数を実測するための実験計画書 — 第2版(最終版) 2026年9月12日</w:t>
+        <w:t>OR16(Lcp)・NS21(RoxA/RoxB)のゴム分解速度定数を実測するための実験計画書 — 第3版(真の最終版) 2026年9月12日</w:t>
       </w:r>
     </w:p>
     <w:p>
@@ -32,7 +32,7 @@
           <w:color w:val="1B6E4F"/>
           <w:sz w:val="19"/>
         </w:rPr>
-        <w:t>第2版での変更点: (1) OR16株そのものを直接特徴づけた論文(Gibu et al. 2020)を新たに発見し、実測比活性値・正確な遺伝子座タグ・詳細な精製酵素アッセイ条件を反映した。(2) NS21のRoxA/RoxBに関する主要文献の著者を訂正した(誤: Kasai et al. 2017 → 正: Birke, Röther &amp; Jendrossek 2018。Kasai et al. 2017は遺伝子同定のみでタンパク質精製を伴わない別論文)。(3) プロジェクト内部資料(MODEL_INDEX.md)のlcp遺伝子座タグが、実際の published 値と異なることが判明した。</w:t>
+        <w:t>第3版での変更点: 第2版の「次のアクション」で未確認だった3文献を深掘りし、全て解決した。(1) Röther et al. (2017, Bio-protocol)の全文を取得し、緩衝液の正確な調製法・酸素電極の校正法・HPLC条件・計算式を実プロトコルとして反映(3.2節)。(2) Birke et al. (2018)の全文は未入手だが、BRENDA酵素データベースからRoxB_NS21の実測比活性・分子量を取得。(3) Chaikumpollert et al. (2012)のDPNR調製プロトコルを特定・詳細化(3.3節、新設)。(4) MODEL_INDEX.mdの遺伝子座タグの食い違いは、実際のSBMLモデルを監査して解決した(モデル自体はGibu et al. の値で正しく実装されており、ドキュメント記載が誤っていただけ。修正済み)。</w:t>
       </w:r>
     </w:p>
     <w:p>
@@ -248,10 +248,10 @@
       <w:r>
         <w:rPr>
           <w:i/>
-          <w:color w:val="9B1C1C"/>
+          <w:color w:val="1B6E4F"/>
           <w:sz w:val="19"/>
         </w:rPr>
-        <w:t>【重要な発見】 OR16(Actinoplanes sp. OR16)のLcp遺伝子を直接特徴づけた論文(Gibu et al. 2020, Appl Microbiol Biotechnol 104:7367-7376)が見つかった。この論文が報告する遺伝子座タグは lcp1=ACTI_59630, lcp2=ACTI_59640, lcp3=ACTI_69520 であり、本プロジェクトの docs/MODEL_INDEX.md に記載されている 「ACTI_28730, ACTI_28740, ACTI_37800」とは一致しない。この食い違いは本書の範囲を超えるため、別途プロジェクト側で確認・修正が必要である(本書と同時にdocs/MODEL_INDEX.mdへ訂正メモを追加した)。</w:t>
+        <w:t>【重要な発見・解決済み】 OR16のLcp遺伝子を直接特徴づけた論文(Gibu et al. 2020, Appl Microbiol Biotechnol 104:7367-7376)が見つかった。この論文が報告する遺伝子座タグ(lcp1=ACTI_59630, lcp2=ACTI_59640, lcp3=ACTI_69520)は、本プロジェクトのdocs/MODEL_INDEX.md旧記載(ACTI_28730, ACTI_28740, ACTI_37800)と一致しなかった。実際のSBMLモデルを監査した結果、モデルの反応R_LCPは既にGibu et al.の遺伝子IDを使って正しく実装されており、旧ACTI_28730等は反応と接続されていない孤立エントリだった。ドキュメント記載のみが誤っていたため、MODEL_INDEX.mdを訂正済み。</w:t>
       </w:r>
     </w:p>
     <w:p>
@@ -261,7 +261,7 @@
           <w:color w:val="9B1C1C"/>
           <w:sz w:val="19"/>
         </w:rPr>
-        <w:t>同様に、NS21のRoxA/RoxBについても直接の先行研究(Birke, Röther &amp; Jendrossek 2018)が存在する。ただし、この論文が報告するRoxA_NS21・RoxB_NS21固有の比活性等の数値は、今回のWeb検索で取得できたのはアブストラクト相当の範囲であり、本文中の具体的数値(表・図)は未確認である。</w:t>
+        <w:t>NS21のRoxA/RoxBについても直接の先行研究(Birke, Röther &amp; Jendrossek 2018)が存在する。本文全文は未入手だが、BRENDA酵素データベース(下記3.2節)からRoxB_NS21の実測比活性・分子量を取得できた。RoxA_NS21固有の数値、Km/Vmax、精製収率は依然未確認であり、全文入手が引き続き必要である。</w:t>
       </w:r>
     </w:p>
     <w:p>
@@ -1163,7 +1163,17 @@
     </w:p>
     <w:p>
       <w:r>
-        <w:t>計算式: 比活性(U/mg protein)=酸素消費速度(μmol O₂/min)÷反応液中タンパク質量(mg)。菌体量あたりの速度(dFBAのlcp_c5に対応)は、休止菌体アッセイでの酸素消費速度を菌体乾燥重量で除して求める。</w:t>
+        <w:t>計算式: 比活性(U/mg protein)=酸素消費速度÷反応液中タンパク質量(mg)。菌体量あたりの速度(dFBAのlcp_c5に対応)は、休止菌体アッセイでの酸素消費速度を菌体乾燥重量で除して求める。</w:t>
+      </w:r>
+    </w:p>
+    <w:p>
+      <w:r>
+        <w:rPr>
+          <w:i/>
+          <w:color w:val="9B1C1C"/>
+          <w:sz w:val="19"/>
+        </w:rPr>
+        <w:t>単位定義の注意(3.2節末尾も参照): Gibu et al. (2020)は「1 U = 1 μmol O₂/min」と定義している。一方、後述のRöther et al. (2017)のBio-protocolプロトコルでは「1 U = 1 nmol O₂/min」(1000倍小さい)と明記されている。両者は反応スケールが異なる(Gibu et al.は2 mLスケール、Röther et al.は500 μLスケールの高感度蛍光センサー法)ため単位の使い分けは物理的に理解できるが、自施設で追試する際は必ず自分のアッセイの単位定義を明記し、他文献値と比較する前に単位を揃えること。</w:t>
       </w:r>
     </w:p>
     <w:p>
@@ -1174,7 +1184,12 @@
         <w:rPr>
           <w:color w:val="1F4D78"/>
         </w:rPr>
-        <w:t>3.2 NS21(RoxA・RoxB)の休止菌体・精製酵素アッセイ</w:t>
+        <w:t>3.2 NS21(RoxA・RoxB)— Röther et al. (2017, Bio-protocol)の実証済み手順</w:t>
+      </w:r>
+    </w:p>
+    <w:p>
+      <w:r>
+        <w:t>Röther, Birke &amp; Jendrossek (2017, Bio-protocol 7:e2188, PMC8376518)の全文を入手できた。RoxA・Lcp共通のアッセイ法として、蛍光式酸素センサー(PreSens Oxy-4-mini)による低侵襲・微量(反応液500 μL)の酸素消費測定と、HPLCによる生成物定量の2アッセイが詳細に記載されている。これを第一選択の実証済み手順とする。</w:t>
       </w:r>
     </w:p>
     <w:p>
@@ -1182,7 +1197,7 @@
         <w:pStyle w:val="ListNumber"/>
       </w:pPr>
       <w:r>
-        <w:t>NS21をゴム含有培地で前培養、集菌・洗浄する。</w:t>
+        <w:t>緩衝液調製: 100 mM リン酸カリウム緩衝液(KP、K₂HPO₄とKH₂PO₄でpH 7に調整)を基本緩衝液とする。</w:t>
       </w:r>
     </w:p>
     <w:p>
@@ -1190,7 +1205,7 @@
         <w:pStyle w:val="ListNumber"/>
       </w:pPr>
       <w:r>
-        <w:t>Röther, Birke &amp; Jendrossek (2017, Bio-protocol)のアッセイプロトコルを入手し、緩衝液組成・基質濃度・電極校正法をその通りに再現する(本書執筆時点で全文未確認、次のアクション参照)。</w:t>
+        <w:t>基質調製: latex milk(60%、低アンモニア型)1.5 gを100 mM KP(pH7.0)10 mLに分散。この懸濁液200 μLを、0.1%(v/v) Nonidet P-40を含む100 mM KP(pH7.0)800 μLに加え、「希釈コロイドラテックス緩衝液」(全量1 mL)とする。</w:t>
       </w:r>
     </w:p>
     <w:p>
@@ -1198,7 +1213,7 @@
         <w:pStyle w:val="ListNumber"/>
       </w:pPr>
       <w:r>
-        <w:t>休止菌体および可能であれば精製RoxA_NS21・RoxB_NS21(異種発現系の構築が必要、Birke et al. 2018はS. cummioxidans 35Yの欠損株背景で発現させている)で、酸素消費アッセイ(1 U = 1 μmol O₂/min)を実施する。</w:t>
+        <w:t>酵素添加: 精製Lcp(またはRoxA)を2〜5 μL(タンパク質量として約2〜5 μg)加える。</w:t>
       </w:r>
     </w:p>
     <w:p>
@@ -1206,7 +1221,279 @@
         <w:pStyle w:val="ListNumber"/>
       </w:pPr>
       <w:r>
-        <w:t>HPLCで生成物を分析し、ODTD(RoxA由来、主生成物)とC20以上の混合オリゴマー(RoxB由来)を分離定量する。RoxBNS21産物をRoxANS21の基質として与える交差実験(Birke et al. 2018で実施)も再現し、協調効果を確認する。</w:t>
+        <w:t>反応: RoxA反応は30°C、Lcp反応は37°C、連続撹拌下でインキュベートする(Gibu et al. 2020のOR16 Lcp1/2/3個別最適化条件30/35/30°Cとは異なる値である点に注意。汎用プロトコルの既定値と、OR16特異的な至適化値の両方を試すこと)。</w:t>
+      </w:r>
+    </w:p>
+    <w:p>
+      <w:pPr>
+        <w:pStyle w:val="ListNumber"/>
+      </w:pPr>
+      <w:r>
+        <w:t>酸素センサー校正: 二点校正を行う。上限点(飽和点)は空気飽和水(O₂ 20.9%)、下限点(ゼロ点)は新しく調製した2%(w/v)亜硫酸ナトリウム(Na₂SO₃)溶液を用いる。</w:t>
+      </w:r>
+    </w:p>
+    <w:p>
+      <w:pPr>
+        <w:pStyle w:val="ListNumber"/>
+      </w:pPr>
+      <w:r>
+        <w:t>酸素消費の初期直線勾配(nmol O₂/min)を記録し、使用タンパク質量(mg)で除して比活性(U/mg、1 U = 1 nmol O₂/min、このプロトコルでの定義)を算出する。</w:t>
+      </w:r>
+    </w:p>
+    <w:p>
+      <w:pPr>
+        <w:pStyle w:val="ListNumber"/>
+      </w:pPr>
+      <w:r>
+        <w:t>生成物分析: 反応後、酢酸エチルで抽出し、LiChrospher 100 RP-8カラム(5 μm、250×4.6 mm)で分析する。移動相はメタノール:水の直線グラジエント(70%→100%メタノール、20分)、流速2 mL/min、検出波長210 nm。主生成物ODTD(C15)の保持時間は約12分(このカラム・グラジエント条件での値)。</w:t>
+      </w:r>
+    </w:p>
+    <w:p>
+      <w:r>
+        <w:t>参考として、BRENDA酵素データベース(RoxB, EC 1.13.11.87)に、Birke, Röther &amp; Jendrossek (2018)由来と見られるNS21由来酵素の実測値が登録されている:</w:t>
+      </w:r>
+    </w:p>
+    <w:tbl>
+      <w:tblPr>
+        <w:tblStyle w:val="LightGrid-Accent1"/>
+        <w:tblW w:type="auto" w:w="0"/>
+        <w:jc w:val="center"/>
+        <w:tblLook w:firstColumn="1" w:firstRow="1" w:lastColumn="0" w:lastRow="0" w:noHBand="0" w:noVBand="1" w:val="04A0"/>
+      </w:tblPr>
+      <w:tblGrid>
+        <w:gridCol w:w="2880"/>
+        <w:gridCol w:w="2880"/>
+        <w:gridCol w:w="2880"/>
+      </w:tblGrid>
+      <w:tr>
+        <w:tc>
+          <w:tcPr>
+            <w:tcW w:type="dxa" w:w="2551"/>
+            <w:shd w:val="clear" w:color="auto" w:fill="1F4D78"/>
+          </w:tcPr>
+          <w:p>
+            <w:r>
+              <w:rPr>
+                <w:b/>
+                <w:color w:val="FFFFFF"/>
+              </w:rPr>
+              <w:t>項目</w:t>
+            </w:r>
+          </w:p>
+        </w:tc>
+        <w:tc>
+          <w:tcPr>
+            <w:tcW w:type="dxa" w:w="2551"/>
+            <w:shd w:val="clear" w:color="auto" w:fill="1F4D78"/>
+          </w:tcPr>
+          <w:p>
+            <w:r>
+              <w:rPr>
+                <w:b/>
+                <w:color w:val="FFFFFF"/>
+              </w:rPr>
+              <w:t>値</w:t>
+            </w:r>
+          </w:p>
+        </w:tc>
+        <w:tc>
+          <w:tcPr>
+            <w:tcW w:type="dxa" w:w="3402"/>
+            <w:shd w:val="clear" w:color="auto" w:fill="1F4D78"/>
+          </w:tcPr>
+          <w:p>
+            <w:r>
+              <w:rPr>
+                <w:b/>
+                <w:color w:val="FFFFFF"/>
+              </w:rPr>
+              <w:t>条件</w:t>
+            </w:r>
+          </w:p>
+        </w:tc>
+      </w:tr>
+      <w:tr>
+        <w:tc>
+          <w:tcPr>
+            <w:tcW w:type="dxa" w:w="2551"/>
+          </w:tcPr>
+          <w:p>
+            <w:r>
+              <w:t>RoxB_NS21 比活性</w:t>
+            </w:r>
+          </w:p>
+        </w:tc>
+        <w:tc>
+          <w:tcPr>
+            <w:tcW w:type="dxa" w:w="2551"/>
+          </w:tcPr>
+          <w:p>
+            <w:r>
+              <w:t>4.8 μmol/min/mg</w:t>
+            </w:r>
+          </w:p>
+        </w:tc>
+        <w:tc>
+          <w:tcPr>
+            <w:tcW w:type="dxa" w:w="3402"/>
+          </w:tcPr>
+          <w:p>
+            <w:r>
+              <w:t>23°C(pHは原論文に記載なしとBRENDAに注記)</w:t>
+            </w:r>
+          </w:p>
+        </w:tc>
+      </w:tr>
+      <w:tr>
+        <w:tc>
+          <w:tcPr>
+            <w:tcW w:type="dxa" w:w="2551"/>
+          </w:tcPr>
+          <w:p>
+            <w:r>
+              <w:t>RoxB_NS21 分子量(成熟型)</w:t>
+            </w:r>
+          </w:p>
+        </w:tc>
+        <w:tc>
+          <w:tcPr>
+            <w:tcW w:type="dxa" w:w="2551"/>
+          </w:tcPr>
+          <w:p>
+            <w:r>
+              <w:t>70,800 Da</w:t>
+            </w:r>
+          </w:p>
+        </w:tc>
+        <w:tc>
+          <w:tcPr>
+            <w:tcW w:type="dxa" w:w="3402"/>
+          </w:tcPr>
+          <w:p>
+            <w:r>
+              <w:t>SDS-PAGE</w:t>
+            </w:r>
+          </w:p>
+        </w:tc>
+      </w:tr>
+      <w:tr>
+        <w:tc>
+          <w:tcPr>
+            <w:tcW w:type="dxa" w:w="2551"/>
+          </w:tcPr>
+          <w:p>
+            <w:r>
+              <w:t>RoxB_NS21 分子量(前駆体型)</w:t>
+            </w:r>
+          </w:p>
+        </w:tc>
+        <w:tc>
+          <w:tcPr>
+            <w:tcW w:type="dxa" w:w="2551"/>
+          </w:tcPr>
+          <w:p>
+            <w:r>
+              <w:t>74,000 Da</w:t>
+            </w:r>
+          </w:p>
+        </w:tc>
+        <w:tc>
+          <w:tcPr>
+            <w:tcW w:type="dxa" w:w="3402"/>
+          </w:tcPr>
+          <w:p>
+            <w:r>
+              <w:t>SDS-PAGE</w:t>
+            </w:r>
+          </w:p>
+        </w:tc>
+      </w:tr>
+    </w:tbl>
+    <w:p>
+      <w:r>
+        <w:rPr>
+          <w:i/>
+          <w:color w:val="9B1C1C"/>
+          <w:sz w:val="19"/>
+        </w:rPr>
+        <w:t>BRENDAはNS21の学名を「Piscinibacter gummiphilus」として登録している(本プロジェクトでは Rhizobacter gummiphilus として扱っている)。この菌はMethylibium sp. NS21(最初の単離報告)→ Rhizobacter gummiphilus NS21 → (BRENDA上)Piscinibacter gummiphilusと、複数回の学名変更を経ている可能性がある。文献検索時はこれらの旧学名・別名も検索語に含めること。RoxA_NS21固有の数値はBRENDA・今回の検索範囲のいずれからも見つからなかった。</w:t>
+      </w:r>
+    </w:p>
+    <w:p>
+      <w:pPr>
+        <w:pStyle w:val="ListNumber"/>
+      </w:pPr>
+      <w:r>
+        <w:t>(手順の続き)休止菌体および可能であれば精製RoxA_NS21・RoxB_NS21(異種発現系の構築が必要。Birke et al. 2018はS. cummioxidans 35YのΔroxA35Y/ΔroxB35Y欠損株背景で発現させている)で、上記のRöther et al. プロトコルに準じたアッセイを実施する。</w:t>
+      </w:r>
+    </w:p>
+    <w:p>
+      <w:pPr>
+        <w:pStyle w:val="ListNumber"/>
+      </w:pPr>
+      <w:r>
+        <w:t>RoxBNS21産物をRoxANS21の基質として与える交差実験(Birke et al. 2018で実施済み、HPLCでODTDピークの出現を確認)も再現し、協調効果を定量的に確認する。</w:t>
+      </w:r>
+    </w:p>
+    <w:p>
+      <w:pPr>
+        <w:pStyle w:val="Heading2"/>
+      </w:pPr>
+      <w:r>
+        <w:rPr>
+          <w:color w:val="1F4D78"/>
+        </w:rPr>
+        <w:t>3.3 基質調製: 脱タンパク天然ゴムラテックス(DPNR)</w:t>
+      </w:r>
+    </w:p>
+    <w:p>
+      <w:r>
+        <w:t>Chaikumpollert, Yamamoto, Suchiva, Nghia &amp; Kawahara (2012), "Preparation and characterization of protein-free natural rubber", Polymers for Advanced Technologies 23(4):825-828, DOI: 10.1002/pat.1965 の手順を用いる。</w:t>
+      </w:r>
+    </w:p>
+    <w:p>
+      <w:pPr>
+        <w:pStyle w:val="ListNumber"/>
+      </w:pPr>
+      <w:r>
+        <w:t>高アンモニア天然ゴム(HANR)ラテックス、または新鮮天然ゴムラテックスを原料とする。</w:t>
+      </w:r>
+    </w:p>
+    <w:p>
+      <w:pPr>
+        <w:pStyle w:val="ListNumber"/>
+      </w:pPr>
+      <w:r>
+        <w:t>0.1 wt% 尿素 + 1 wt% SDS + 0.025 wt% 極性有機溶媒(アセトン、エタノール、2-プロパノールのいずれか)を加え、室温でインキュベートする(関連論文[Polymers 2022, PMC9269511]では30°Cで1時間の条件を報告)。</w:t>
+      </w:r>
+    </w:p>
+    <w:p>
+      <w:pPr>
+        <w:pStyle w:val="ListNumber"/>
+      </w:pPr>
+      <w:r>
+        <w:t>クリーム分をSDS+溶媒溶液に再分散し、乾燥ゴム分(drc)を30 wt%に調整する。</w:t>
+      </w:r>
+    </w:p>
+    <w:p>
+      <w:pPr>
+        <w:pStyle w:val="ListNumber"/>
+      </w:pPr>
+      <w:r>
+        <w:t>遠心分離(関連論文では10,000 rpm、1時間、約12,320×gの条件を報告)で2〜3回洗浄する。</w:t>
+      </w:r>
+    </w:p>
+    <w:p>
+      <w:pPr>
+        <w:pStyle w:val="ListNumber"/>
+      </w:pPr>
+      <w:r>
+        <w:t>遠心分離で回収後、メタノールで凝固し、減圧下・室温で恒量になるまで乾燥する。</w:t>
+      </w:r>
+    </w:p>
+    <w:p>
+      <w:r>
+        <w:t>効果の実測データ(Chaikumpollert et al. 2012): 窒素含有率は未処理の0.279 wt%から、2〜3回の遠心分離処理後には0.000 wt%まで低減する。溶媒の種類ではアセトンがタンパク質除去に最も効果的(1回遠心分離後の窒素含有率: アセトン0.053 wt% &lt; 2-プロパノール0.061 wt% &lt; エタノール0.057 wt%、SDSのみの対照0.116 wt%)。</w:t>
       </w:r>
     </w:p>
     <w:p>
@@ -1216,7 +1503,7 @@
           <w:color w:val="5B6573"/>
           <w:sz w:val="19"/>
         </w:rPr>
-        <w:t>RoxA_35Y(2.6 U/mg, 37°C)、RoxB_35Y(≈6 U/mg)を暫定的な桁感の参考値とする。ただしNS21由来酵素での実測ではないため、実験計画の予備検討(反応時間・検出感度の見積もり)にのみ用い、結論には使用しない。</w:t>
+        <w:t>Gibu et al. (2020)がChaikumpollert et al.のどちらの2012年論文(Polym. Adv. Technol. 23:825-828、またはColloid Polym. Sci. 290:331)を引用しているかは今回の検索範囲では確定できなかった。前者(Polym. Adv. Technol.)の内容が本節の手順の根拠である。</w:t>
       </w:r>
     </w:p>
     <w:p>
@@ -1235,7 +1522,15 @@
         <w:pStyle w:val="ListBullet"/>
       </w:pPr>
       <w:r>
-        <w:t>溶存酸素測定: 酸素電極(Dual Digital Model 20, Rank Brothers Ltd.相当品、またはOXY-4 mini apparatus, PreSens社相当品)</w:t>
+        <w:t>溶存酸素測定(Lcp、Gibu et al. 2020法): 酸素電極(Dual Digital Model 20, Rank Brothers Ltd.相当品)</w:t>
+      </w:r>
+    </w:p>
+    <w:p>
+      <w:pPr>
+        <w:pStyle w:val="ListBullet"/>
+      </w:pPr>
+      <w:r>
+        <w:t>溶存酸素測定(RoxA/Lcp、Röther et al. 2017法): 蛍光式酸素センサー(PreSens Oxy-4-mini transmitter、Oxygen Sensor Spot SP-PSt3-NAU-D5-YOP)、半微量キュベット(光路長10 mm、容量1,400 μL、Hellma analytics相当)、マグネティック微小攪拌子(5×2 mm)</w:t>
       </w:r>
     </w:p>
     <w:p>
@@ -1251,7 +1546,15 @@
         <w:pStyle w:val="ListBullet"/>
       </w:pPr>
       <w:r>
-        <w:t>HPLC: RP8カラム(12×4 mm, 5 μm粒子径相当)、UV検出器(210 nm)</w:t>
+        <w:t>タンパク質定量: BCAアッセイキット(Pierce BCA Kit相当)</w:t>
+      </w:r>
+    </w:p>
+    <w:p>
+      <w:pPr>
+        <w:pStyle w:val="ListBullet"/>
+      </w:pPr>
+      <w:r>
+        <w:t>HPLC: RP8カラム(Gibu et al.法: 12×4 mm, 5 μm相当 / Röther et al.法: LiChrospher 100 RP-8, 5 μm, 250×4.6 mm相当)、UV検出器(210 nm)</w:t>
       </w:r>
     </w:p>
     <w:p>
@@ -1267,7 +1570,7 @@
         <w:pStyle w:val="ListBullet"/>
       </w:pPr>
       <w:r>
-        <w:t>緩衝液: 50 mM Tris-HCl(Lcp、Gibu et al. 2020準拠)、100 mM リン酸カリウム緩衝液(RoxA/RoxB、pH7前後)</w:t>
+        <w:t>緩衝液: 50 mM Tris-HCl(Lcp、Gibu et al. 2020準拠)、100 mM リン酸カリウム緩衝液(K₂HPO₄/KH₂PO₄でpH7に調整、Röther et al. 2017準拠)、1% Nonidet P-40溶液</w:t>
       </w:r>
     </w:p>
     <w:p>
@@ -1275,7 +1578,15 @@
         <w:pStyle w:val="ListBullet"/>
       </w:pPr>
       <w:r>
-        <w:t>基質: 脱タンパク天然ゴムラテックス(DPNR)。調製法はChaikumpollert et al. (2012)を参照(次のアクション参照)</w:t>
+        <w:t>酸素電極校正用: 2%(w/v)亜硫酸ナトリウム(Na₂SO₃、ゼロ点校正用)</w:t>
+      </w:r>
+    </w:p>
+    <w:p>
+      <w:pPr>
+        <w:pStyle w:val="ListBullet"/>
+      </w:pPr>
+      <w:r>
+        <w:t>基質: 天然ゴムラテックス(latex milk, 60%, 低アンモニア型)、脱タンパク天然ゴムラテックス(DPNR、調製法は3.3節参照)、尿素、SDS、アセトン</w:t>
       </w:r>
     </w:p>
     <w:p>
@@ -1339,6 +1650,30 @@
     </w:p>
     <w:p>
       <w:pPr>
+        <w:pStyle w:val="ListBullet"/>
+      </w:pPr>
+      <w:r>
+        <w:t>活性単位(U)の定義が文献間で異なる(1 U = 1 nmol O₂/min vs 1 μmol O₂/min、1000倍の差)。自施設のデータを報告する際は必ず単位定義を明記し、既存文献値と比較する前に単位を揃えること(3.1節末尾の注記も参照)。</w:t>
+      </w:r>
+    </w:p>
+    <w:p>
+      <w:pPr>
+        <w:pStyle w:val="ListBullet"/>
+      </w:pPr>
+      <w:r>
+        <w:t>NS21は文献によって学名表記が異なる(Methylibium sp. NS21 → Rhizobacter gummiphilus NS21 → BRENDA上ではPiscinibacter gummiphilus)。追加の文献検索を行う際はこれらの旧学名・別名も検索語に含めること。</w:t>
+      </w:r>
+    </w:p>
+    <w:p>
+      <w:pPr>
+        <w:pStyle w:val="ListBullet"/>
+      </w:pPr>
+      <w:r>
+        <w:t>Röther et al. (2017)の汎用プロトコルの反応温度(RoxA=30°C, Lcp=37°C)と、Gibu et al. (2020)がOR16のLcp1/2/3個別に最適化した温度(30/35/30°C)は異なる。どちらを既定値とするか、または両方でスクリーニングするかを決めておくこと。</w:t>
+      </w:r>
+    </w:p>
+    <w:p>
+      <w:pPr>
         <w:pStyle w:val="Heading1"/>
       </w:pPr>
       <w:r>
@@ -1349,11 +1684,13 @@
       </w:r>
     </w:p>
     <w:p>
-      <w:pPr>
-        <w:pStyle w:val="ListBullet"/>
-      </w:pPr>
       <w:r>
-        <w:t>【最優先】docs/MODEL_INDEX.mdのlcp遺伝子座タグ(ACTI_28730等)と、Gibu et al. (2020)の実際の値(ACTI_59630等)の食い違いを、プロジェクト内で確認・解消する。どちらが正しいか、あるいは呼称の変換規則があるかを確認すること。</w:t>
+        <w:rPr>
+          <w:i/>
+          <w:color w:val="1B6E4F"/>
+          <w:sz w:val="19"/>
+        </w:rPr>
+        <w:t>第2版で挙げた5項目のうち4項目(Röther et al. 2017全文、Birke et al. 2018の代替データ、Chaikumpollert et al. 2012、遺伝子座タグの食い違い)は本版で解決した。残る項目を以下に整理する。</w:t>
       </w:r>
     </w:p>
     <w:p>
@@ -1361,23 +1698,7 @@
         <w:pStyle w:val="ListBullet"/>
       </w:pPr>
       <w:r>
-        <w:t>Röther, Birke &amp; Jendrossek (2017), Bio-protocol 7:1-14, DOI: 10.21769/BioProtoc.2188の全文を入手し、RoxA/RoxBアッセイの緩衝液組成・電極校正法の詳細を確認する。</w:t>
-      </w:r>
-    </w:p>
-    <w:p>
-      <w:pPr>
-        <w:pStyle w:val="ListBullet"/>
-      </w:pPr>
-      <w:r>
-        <w:t>Birke, Röther &amp; Jendrossek (2018), Appl Microbiol Biotechnol 102:10245-10257の全文(表・図)を入手し、RoxA_NS21・RoxB_NS21固有の比活性・Km等の数値を確認する。</w:t>
-      </w:r>
-    </w:p>
-    <w:p>
-      <w:pPr>
-        <w:pStyle w:val="ListBullet"/>
-      </w:pPr>
-      <w:r>
-        <w:t>Chaikumpollert et al. (2012)を入手し、DPNR(脱タンパク天然ゴムラテックス)の調製プロトコルを確定する。</w:t>
+        <w:t>【最優先・未解決】Birke, Röther &amp; Jendrossek (2018)の全文(表・図)を入手し、RoxA_NS21固有の比活性・分子量・Km等の数値、およびRoxB_NS21のKm・至適pH/温度を確認する(BRENDA経由で比活性・分子量の一部は取得済みだが、原論文の全数値ではない)。</w:t>
       </w:r>
     </w:p>
     <w:p>
@@ -1394,6 +1715,22 @@
       </w:pPr>
       <w:r>
         <w:t>Kasai et al. (2017)(NS21のlatA遺伝子同定論文)の完全な書誌情報を確認する(プライマー設計等で参照される可能性)。</w:t>
+      </w:r>
+    </w:p>
+    <w:p>
+      <w:pPr>
+        <w:pStyle w:val="ListBullet"/>
+      </w:pPr>
+      <w:r>
+        <w:t>Gibu et al. (2020)が引用するChaikumpollert et al.の2012年論文がPolym. Adv. Technol. 23:825-828とColloid Polym. Sci. 290:331のどちらか(または両方)かを確認する。</w:t>
+      </w:r>
+    </w:p>
+    <w:p>
+      <w:pPr>
+        <w:pStyle w:val="ListBullet"/>
+      </w:pPr>
+      <w:r>
+        <w:t>SBMLモデル(models/sbml/final_consortium/Actinoplanes_sp_OR16_lcp.xml)内の孤立した旧lcp遺伝子エントリ(G_ACTI_28730等)を削除するかどうか、プロジェクト内で判断する(本書の範囲外、モデル管理者の判断事項)。</w:t>
       </w:r>
     </w:p>
     <w:p>
@@ -1476,7 +1813,7 @@
         <w:pStyle w:val="ListBullet"/>
       </w:pPr>
       <w:r>
-        <w:t>Röther, W., Birke, J. &amp; Jendrossek, D. (2017) Assays for the detection of rubber oxygenase activities. Bio-protocol 7:1-14. https://doi.org/10.21769/BioProtoc.2188 (要全文確認)</w:t>
+        <w:t>Röther, W., Birke, J. &amp; Jendrossek, D. (2017) Assays for the detection of rubber oxygenase activities. Bio-protocol 7:e2188. https://doi.org/10.21769/BioProtoc.2188 (全文確認済み、PMC8376518)</w:t>
       </w:r>
     </w:p>
     <w:p>
@@ -1492,7 +1829,7 @@
         <w:pStyle w:val="ListBullet"/>
       </w:pPr>
       <w:r>
-        <w:t>Chaikumpollert, O. et al. (2012) DPNR調製に関する参考文献(Gibu et al. 2020内の引用。完全な書誌情報は未確認)</w:t>
+        <w:t>Chaikumpollert, O., Yamamoto, Y., Suchiva, K., Nghia, P.T. &amp; Kawahara, S. (2012) Preparation and characterization of protein-free natural rubber. Polymers for Advanced Technologies 23(4):825-828. https://doi.org/10.1002/pat.1965 (全文確認済み)</w:t>
       </w:r>
     </w:p>
     <w:p>
@@ -1512,13 +1849,21 @@
       </w:r>
     </w:p>
     <w:p>
+      <w:pPr>
+        <w:pStyle w:val="ListBullet"/>
+      </w:pPr>
+      <w:r>
+        <w:t>BRENDA Enzyme Database, EC 1.13.11.87 (rubber oxygenase) エントリ(RoxB_NS21の比活性・分子量の出典). https://www.brenda-enzymes.info/literature.php?e=1.13.11.87&amp;r=746860</w:t>
+      </w:r>
+    </w:p>
+    <w:p>
       <w:r>
         <w:rPr>
           <w:i/>
           <w:color w:val="5B6573"/>
           <w:sz w:val="19"/>
         </w:rPr>
-        <w:t>全ての引用は、DeepSeek V4 Flash(model=deepseek/deepseek-v4-flash:online)によるWeb検索で実際に取得したURLと抜粋テキストに基づく(計5回の検索)。詳細な生の検索結果はtmp/deepseek_lcp_literature.md、tmp/deepseek_rox_literature.md、tmp/deepseek_followup1〜3.mdを参照。本書中の引用は全てClaudeがこの生データと照合して転記しており、創作した引用は含まれない。第2版作成時に発見した1件の著者誤帰属(Kasai→Birke/Röther/Jendrossek)は本版で訂正済み。</w:t>
+        <w:t>全ての引用は、DeepSeek V4 Flash(model=deepseek/deepseek-v4-flash:online)によるWeb検索で実際に取得したURLと抜粋テキストに基づく(計8回の検索、3回の深掘りを含む)。詳細な生の検索結果はtmp/deepseek_lcp_literature.md、tmp/deepseek_rox_literature.md、tmp/deepseek_followup1〜3.md、tmp/deepseek_deepdive_rother.md、tmp/deepseek_deepdive_birke.md、tmp/deepseek_deepdive_dpnr.mdを参照。本書中の引用は全てClaudeがこの生データと照合して転記しており、創作した引用は含まれない。第2版作成時に発見した1件の著者誤帰属(Kasai→Birke/Röther/Jendrossek)は訂正済み。</w:t>
       </w:r>
     </w:p>
     <w:sectPr>
